--- a/backend/AAP Start.docx
+++ b/backend/AAP Start.docx
@@ -29,7 +29,7 @@
           <w:b/>
           <w:bCs/>
         </w:rPr>
-        <w:t>Draft Final Module Copy</w:t>
+        <w:t>Draft Module Copy</w:t>
       </w:r>
     </w:p>
     <w:p>
@@ -46,20 +46,12 @@
         </w:rPr>
         <w:t>1. Welcome to AAP</w:t>
       </w:r>
-    </w:p>
-    <w:p>
-      <w:pPr>
-        <w:rPr>
-          <w:b/>
-          <w:bCs/>
-        </w:rPr>
-      </w:pPr>
-      <w:r>
-        <w:rPr>
-          <w:b/>
-          <w:bCs/>
-        </w:rPr>
-        <w:t>Welcome</w:t>
+      <w:r>
+        <w:rPr>
+          <w:b/>
+          <w:bCs/>
+        </w:rPr>
+        <w:t xml:space="preserve"> Module</w:t>
       </w:r>
     </w:p>
     <w:p>
@@ -73,6 +65,61 @@
       </w:r>
     </w:p>
     <w:p>
+      <w:pPr>
+        <w:rPr>
+          <w:b/>
+          <w:bCs/>
+        </w:rPr>
+      </w:pPr>
+      <w:r>
+        <w:rPr>
+          <w:b/>
+          <w:bCs/>
+        </w:rPr>
+        <w:t>Who AAP Is</w:t>
+      </w:r>
+    </w:p>
+    <w:p>
+      <w:r>
+        <w:t>American Associated Pharmacies, or AAP, is a member-owned cooperative that supports independent and community pharmacies. AAP was formed in 2009 through the joining of two pharmacy organizations, and API continues to operate as AAP’s warehouse and distribution arm.</w:t>
+      </w:r>
+    </w:p>
+    <w:p>
+      <w:pPr>
+        <w:rPr>
+          <w:b/>
+          <w:bCs/>
+        </w:rPr>
+      </w:pPr>
+      <w:r>
+        <w:rPr>
+          <w:b/>
+          <w:bCs/>
+        </w:rPr>
+        <w:t>Mission, Vision, and Values</w:t>
+      </w:r>
+    </w:p>
+    <w:p>
+      <w:r>
+        <w:t>AAP’s mission is to provide support and customized solutions for independent and community pharmacies to enhance profitability, streamline operations, and improve the quality of patient care. Its vision is helping independent pharmacies thrive in a competitive healthcare market. AAP’s values emphasize customer focus, integrity, respect, excellence, and ownership.</w:t>
+      </w:r>
+    </w:p>
+    <w:p>
+      <w:pPr>
+        <w:rPr>
+          <w:b/>
+          <w:bCs/>
+        </w:rPr>
+      </w:pPr>
+      <w:r>
+        <w:rPr>
+          <w:b/>
+          <w:bCs/>
+        </w:rPr>
+        <w:t>What AAP Start Is For</w:t>
+      </w:r>
+    </w:p>
+    <w:p>
       <w:r>
         <w:t>AAP Start is here to make your first stretch of onboarding clearer and easier to follow. The goal is to help you understand how AAP works, what’s expected of you, where to go for help, and what to expect as you get settled in. The handbook is meant to answer many of your early questions and give you a foundation for working at AAP.</w:t>
       </w:r>
@@ -84,61 +131,6 @@
           <w:bCs/>
         </w:rPr>
       </w:pPr>
-      <w:r>
-        <w:rPr>
-          <w:b/>
-          <w:bCs/>
-        </w:rPr>
-        <w:t>Who AAP Is</w:t>
-      </w:r>
-    </w:p>
-    <w:p>
-      <w:r>
-        <w:t>American Associated Pharmacies, or AAP, is a member-owned cooperative that supports independent and community pharmacies. AAP was formed in 2009 through the joining of two pharmacy organizations, and API continues to operate as AAP’s warehouse and distribution arm.</w:t>
-      </w:r>
-    </w:p>
-    <w:p>
-      <w:pPr>
-        <w:rPr>
-          <w:b/>
-          <w:bCs/>
-        </w:rPr>
-      </w:pPr>
-      <w:r>
-        <w:rPr>
-          <w:b/>
-          <w:bCs/>
-        </w:rPr>
-        <w:t>Mission, Vision, and Values</w:t>
-      </w:r>
-    </w:p>
-    <w:p>
-      <w:r>
-        <w:t xml:space="preserve">AAP’s mission is to provide support and customized solutions for independent and community pharmacies to enhance profitability, streamline operations, and improve the quality of patient care. Its vision is </w:t>
-      </w:r>
-      <w:proofErr w:type="gramStart"/>
-      <w:r>
-        <w:t>helping</w:t>
-      </w:r>
-      <w:proofErr w:type="gramEnd"/>
-      <w:r>
-        <w:t xml:space="preserve"> independent pharmacies thrive in a competitive healthcare market. AAP’s values emphasize customer focus, integrity, respect, excellence, and ownership.</w:t>
-      </w:r>
-    </w:p>
-    <w:p>
-      <w:pPr>
-        <w:rPr>
-          <w:b/>
-          <w:bCs/>
-        </w:rPr>
-      </w:pPr>
-      <w:r>
-        <w:rPr>
-          <w:b/>
-          <w:bCs/>
-        </w:rPr>
-        <w:t>What AAP Start Is For</w:t>
-      </w:r>
     </w:p>
     <w:p>
       <w:r>
@@ -163,13 +155,8 @@
           <w:numId w:val="1"/>
         </w:numPr>
       </w:pPr>
-      <w:proofErr w:type="gramStart"/>
-      <w:r>
-        <w:t>learn</w:t>
-      </w:r>
-      <w:proofErr w:type="gramEnd"/>
-      <w:r>
-        <w:t xml:space="preserve"> where key tools and systems live</w:t>
+      <w:r>
+        <w:t>learn where key tools and systems live</w:t>
       </w:r>
     </w:p>
     <w:p>
@@ -254,7 +241,7 @@
     <w:p>
       <w:r>
         <w:pict w14:anchorId="58409B90">
-          <v:rect id="_x0000_i1085" style="width:0;height:1.5pt" o:hralign="center" o:hrstd="t" o:hr="t" fillcolor="#a0a0a0" stroked="f"/>
+          <v:rect id="_x0000_i1025" style="width:0;height:1.5pt" o:hralign="center" o:hrstd="t" o:hr="t" fillcolor="#a0a0a0" stroked="f"/>
         </w:pict>
       </w:r>
     </w:p>
@@ -290,15 +277,7 @@
     </w:p>
     <w:p>
       <w:r>
-        <w:t xml:space="preserve">This module is about the standards behind </w:t>
-      </w:r>
-      <w:proofErr w:type="gramStart"/>
-      <w:r>
-        <w:t>the work</w:t>
-      </w:r>
-      <w:proofErr w:type="gramEnd"/>
-      <w:r>
-        <w:t>, not just the work itself.</w:t>
+        <w:t>This module is about the standards behind the work, not just the work itself.</w:t>
       </w:r>
     </w:p>
     <w:p>
@@ -458,15 +437,7 @@
     </w:p>
     <w:p>
       <w:r>
-        <w:t xml:space="preserve">Start with your supervisor </w:t>
-      </w:r>
-      <w:proofErr w:type="gramStart"/>
-      <w:r>
-        <w:t>for</w:t>
-      </w:r>
-      <w:proofErr w:type="gramEnd"/>
-      <w:r>
-        <w:t xml:space="preserve"> most day-to-day concerns. Contact HR if:</w:t>
+        <w:t>Start with your supervisor for most day-to-day concerns. Contact HR if:</w:t>
       </w:r>
     </w:p>
     <w:p>
@@ -505,7 +476,7 @@
     <w:p>
       <w:r>
         <w:pict w14:anchorId="419CB908">
-          <v:rect id="_x0000_i1086" style="width:0;height:1.5pt" o:hralign="center" o:hrstd="t" o:hr="t" fillcolor="#a0a0a0" stroked="f"/>
+          <v:rect id="_x0000_i1026" style="width:0;height:1.5pt" o:hralign="center" o:hrstd="t" o:hr="t" fillcolor="#a0a0a0" stroked="f"/>
         </w:pict>
       </w:r>
     </w:p>
@@ -546,15 +517,7 @@
     </w:p>
     <w:p>
       <w:r>
-        <w:t xml:space="preserve">Not every employee will use every system in the same way, and some tools are </w:t>
-      </w:r>
-      <w:proofErr w:type="gramStart"/>
-      <w:r>
-        <w:t>role-specific</w:t>
-      </w:r>
-      <w:proofErr w:type="gramEnd"/>
-      <w:r>
-        <w:t>. This section focuses on the systems that belong in the general employee onboarding lane.</w:t>
+        <w:t>Not every employee will use every system in the same way, and some tools are role-specific. This section focuses on the systems that belong in the general employee onboarding lane.</w:t>
       </w:r>
     </w:p>
     <w:p>
@@ -582,15 +545,7 @@
       </w:r>
       <w:r>
         <w:br/>
-        <w:t xml:space="preserve">AAP Start is your guided onboarding space. It helps you move through the core learning path, review key expectations, and </w:t>
-      </w:r>
-      <w:proofErr w:type="gramStart"/>
-      <w:r>
-        <w:t>return to</w:t>
-      </w:r>
-      <w:proofErr w:type="gramEnd"/>
-      <w:r>
-        <w:t xml:space="preserve"> important information later.</w:t>
+        <w:t>AAP Start is your guided onboarding space. It helps you move through the core learning path, review key expectations, and return to important information later.</w:t>
       </w:r>
     </w:p>
     <w:p>
@@ -603,14 +558,10 @@
       </w:r>
       <w:r>
         <w:br/>
-      </w:r>
-      <w:proofErr w:type="spellStart"/>
-      <w:r>
-        <w:t>BambooHR</w:t>
-      </w:r>
-      <w:proofErr w:type="spellEnd"/>
-      <w:r>
-        <w:t xml:space="preserve"> is used for employee information and HR-related tasks. Employees may use it for profile information, PTO requests, benefits-related activity, announcements, and company contact information.</w:t>
+        <w:t>BambooHR is used for employee information and HR-related tasks. Employees may use it for profile information, PTO requests, benefits-related activity, announcements, and company contact information.</w:t>
+      </w:r>
+      <w:r>
+        <w:t xml:space="preserve"> Stop here to complete your BambooHR profile! Log in at https://aap.bamboohr.com</w:t>
       </w:r>
     </w:p>
     <w:p>
@@ -623,14 +574,7 @@
       </w:r>
       <w:r>
         <w:br/>
-      </w:r>
-      <w:proofErr w:type="spellStart"/>
-      <w:r>
-        <w:t>Paylocity</w:t>
-      </w:r>
-      <w:proofErr w:type="spellEnd"/>
-      <w:r>
-        <w:t xml:space="preserve"> is used for paycheck and payroll information. Employees can use it to review pay-related details.</w:t>
+        <w:t>Paylocity is used for paycheck and payroll information. Employees can use it to review pay-related details.</w:t>
       </w:r>
     </w:p>
     <w:p>
@@ -646,6 +590,9 @@
         <w:br/>
         <w:t>LinkedIn Learning is part of AAP’s training and development environment. Employees may use it for assigned learning and ongoing professional development.</w:t>
       </w:r>
+      <w:r>
+        <w:t xml:space="preserve"> Stop here and register for LinkedIn Learning at https://linkedin.com/learning</w:t>
+      </w:r>
     </w:p>
     <w:p>
       <w:r>
@@ -659,88 +606,8 @@
         <w:br/>
         <w:t>Employees who track time are expected to record time worked accurately. AAP’s handbook requires accurate timekeeping for nonexempt employees, including time worked and meal periods.</w:t>
       </w:r>
-    </w:p>
-    <w:p>
-      <w:pPr>
-        <w:rPr>
-          <w:b/>
-          <w:bCs/>
-        </w:rPr>
-      </w:pPr>
-      <w:r>
-        <w:rPr>
-          <w:b/>
-          <w:bCs/>
-        </w:rPr>
-        <w:t>Suggested Setup Order</w:t>
-      </w:r>
-    </w:p>
-    <w:p>
-      <w:r>
-        <w:t>A simple order for getting settled:</w:t>
-      </w:r>
-    </w:p>
-    <w:p>
-      <w:pPr>
-        <w:numPr>
-          <w:ilvl w:val="0"/>
-          <w:numId w:val="4"/>
-        </w:numPr>
-      </w:pPr>
-      <w:r>
-        <w:t>Access AAP Start</w:t>
-      </w:r>
-    </w:p>
-    <w:p>
-      <w:pPr>
-        <w:numPr>
-          <w:ilvl w:val="0"/>
-          <w:numId w:val="4"/>
-        </w:numPr>
-      </w:pPr>
-      <w:r>
-        <w:t>Complete BambooHR profile and setup items</w:t>
-      </w:r>
-    </w:p>
-    <w:p>
-      <w:pPr>
-        <w:numPr>
-          <w:ilvl w:val="0"/>
-          <w:numId w:val="4"/>
-        </w:numPr>
-      </w:pPr>
-      <w:r>
-        <w:t>Set up Paylocity access</w:t>
-      </w:r>
-    </w:p>
-    <w:p>
-      <w:pPr>
-        <w:numPr>
-          <w:ilvl w:val="0"/>
-          <w:numId w:val="4"/>
-        </w:numPr>
-      </w:pPr>
-      <w:r>
-        <w:t>Register for LinkedIn Learning</w:t>
-      </w:r>
-    </w:p>
-    <w:p>
-      <w:pPr>
-        <w:numPr>
-          <w:ilvl w:val="0"/>
-          <w:numId w:val="4"/>
-        </w:numPr>
-      </w:pPr>
-      <w:r>
-        <w:t xml:space="preserve">Review </w:t>
-      </w:r>
-      <w:proofErr w:type="gramStart"/>
-      <w:r>
-        <w:t>timeclock</w:t>
-      </w:r>
-      <w:proofErr w:type="gramEnd"/>
-      <w:r>
-        <w:t xml:space="preserve"> basics, if applicable to your role</w:t>
+      <w:r>
+        <w:t xml:space="preserve"> If you ever forget to clock in or out, be sure to notify your supervisor right away to avoid pesky issues with your paycheck.</w:t>
       </w:r>
     </w:p>
     <w:p>
@@ -794,7 +661,7 @@
     <w:p>
       <w:r>
         <w:pict w14:anchorId="347339F4">
-          <v:rect id="_x0000_i1087" style="width:0;height:1.5pt" o:hralign="center" o:hrstd="t" o:hr="t" fillcolor="#a0a0a0" stroked="f"/>
+          <v:rect id="_x0000_i1027" style="width:0;height:1.5pt" o:hralign="center" o:hrstd="t" o:hr="t" fillcolor="#a0a0a0" stroked="f"/>
         </w:pict>
       </w:r>
     </w:p>
@@ -866,8 +733,63 @@
         </w:numPr>
       </w:pPr>
       <w:r>
+        <w:t>accuracy</w:t>
+      </w:r>
+    </w:p>
+    <w:p>
+      <w:pPr>
+        <w:numPr>
+          <w:ilvl w:val="0"/>
+          <w:numId w:val="5"/>
+        </w:numPr>
+      </w:pPr>
+      <w:r>
+        <w:t>responsiveness</w:t>
+      </w:r>
+    </w:p>
+    <w:p>
+      <w:pPr>
+        <w:numPr>
+          <w:ilvl w:val="0"/>
+          <w:numId w:val="5"/>
+        </w:numPr>
+      </w:pPr>
+      <w:r>
+        <w:t>consistency</w:t>
+      </w:r>
+    </w:p>
+    <w:p>
+      <w:pPr>
+        <w:numPr>
+          <w:ilvl w:val="0"/>
+          <w:numId w:val="5"/>
+        </w:numPr>
+      </w:pPr>
+      <w:r>
+        <w:t>dependability</w:t>
+      </w:r>
+    </w:p>
+    <w:p>
+      <w:pPr>
+        <w:numPr>
+          <w:ilvl w:val="0"/>
+          <w:numId w:val="5"/>
+        </w:numPr>
+      </w:pPr>
+      <w:r>
+        <w:t>initiative</w:t>
+      </w:r>
+    </w:p>
+    <w:p>
+      <w:pPr>
+        <w:numPr>
+          <w:ilvl w:val="0"/>
+          <w:numId w:val="5"/>
+        </w:numPr>
+      </w:pPr>
+      <w:r>
         <w:lastRenderedPageBreak/>
-        <w:t>accuracy</w:t>
+        <w:t>cooperation</w:t>
       </w:r>
     </w:p>
     <w:p>
@@ -878,61 +800,6 @@
         </w:numPr>
       </w:pPr>
       <w:r>
-        <w:t>responsiveness</w:t>
-      </w:r>
-    </w:p>
-    <w:p>
-      <w:pPr>
-        <w:numPr>
-          <w:ilvl w:val="0"/>
-          <w:numId w:val="5"/>
-        </w:numPr>
-      </w:pPr>
-      <w:r>
-        <w:t>consistency</w:t>
-      </w:r>
-    </w:p>
-    <w:p>
-      <w:pPr>
-        <w:numPr>
-          <w:ilvl w:val="0"/>
-          <w:numId w:val="5"/>
-        </w:numPr>
-      </w:pPr>
-      <w:r>
-        <w:t>dependability</w:t>
-      </w:r>
-    </w:p>
-    <w:p>
-      <w:pPr>
-        <w:numPr>
-          <w:ilvl w:val="0"/>
-          <w:numId w:val="5"/>
-        </w:numPr>
-      </w:pPr>
-      <w:r>
-        <w:t>initiative</w:t>
-      </w:r>
-    </w:p>
-    <w:p>
-      <w:pPr>
-        <w:numPr>
-          <w:ilvl w:val="0"/>
-          <w:numId w:val="5"/>
-        </w:numPr>
-      </w:pPr>
-      <w:r>
-        <w:t>cooperation</w:t>
-      </w:r>
-    </w:p>
-    <w:p>
-      <w:pPr>
-        <w:numPr>
-          <w:ilvl w:val="0"/>
-          <w:numId w:val="5"/>
-        </w:numPr>
-      </w:pPr>
-      <w:r>
         <w:t>a professional attitude</w:t>
       </w:r>
     </w:p>
@@ -978,15 +845,7 @@
     </w:p>
     <w:p>
       <w:r>
-        <w:t xml:space="preserve">Full-time nonexempt employees are </w:t>
-      </w:r>
-      <w:proofErr w:type="gramStart"/>
-      <w:r>
-        <w:t>provided</w:t>
-      </w:r>
-      <w:proofErr w:type="gramEnd"/>
-      <w:r>
-        <w:t xml:space="preserve"> two paid 15-minute rest periods each workday. Meal periods and work-time recording are part of accurate timekeeping expectations.</w:t>
+        <w:t>Full-time nonexempt employees are provided two paid 15-minute rest periods each workday. Meal periods and work-time recording are part of accurate timekeeping expectations.</w:t>
       </w:r>
     </w:p>
     <w:p>
@@ -1026,23 +885,7 @@
           <w:b/>
           <w:bCs/>
         </w:rPr>
-        <w:t xml:space="preserve">Corrective Action and </w:t>
-      </w:r>
-      <w:proofErr w:type="gramStart"/>
-      <w:r>
-        <w:rPr>
-          <w:b/>
-          <w:bCs/>
-        </w:rPr>
-        <w:t>Open Door</w:t>
-      </w:r>
-      <w:proofErr w:type="gramEnd"/>
-      <w:r>
-        <w:rPr>
-          <w:b/>
-          <w:bCs/>
-        </w:rPr>
-        <w:t xml:space="preserve"> Basics</w:t>
+        <w:t>Corrective Action and Open Door Basics</w:t>
       </w:r>
     </w:p>
     <w:p>
@@ -1052,40 +895,65 @@
     </w:p>
     <w:p>
       <w:r>
+        <w:t>Employees are encouraged to raise questions or concerns early through the open door process, starting with their supervisor and involving HR when additional support is needed.</w:t>
+      </w:r>
+    </w:p>
+    <w:p>
+      <w:pPr>
+        <w:rPr>
+          <w:b/>
+          <w:bCs/>
+        </w:rPr>
+      </w:pPr>
+      <w:r>
+        <w:rPr>
+          <w:b/>
+          <w:bCs/>
+        </w:rPr>
+        <w:t>Who Handles What</w:t>
+      </w:r>
+    </w:p>
+    <w:p>
+      <w:r>
+        <w:rPr>
+          <w:b/>
+          <w:bCs/>
+        </w:rPr>
+        <w:t>Supervisors generally handle:</w:t>
+      </w:r>
+    </w:p>
+    <w:p>
+      <w:pPr>
+        <w:numPr>
+          <w:ilvl w:val="0"/>
+          <w:numId w:val="6"/>
+        </w:numPr>
+      </w:pPr>
+      <w:r>
+        <w:t>day-to-day expectations</w:t>
+      </w:r>
+    </w:p>
+    <w:p>
+      <w:pPr>
+        <w:numPr>
+          <w:ilvl w:val="0"/>
+          <w:numId w:val="6"/>
+        </w:numPr>
+      </w:pPr>
+      <w:r>
+        <w:t>attendance follow-up</w:t>
+      </w:r>
+    </w:p>
+    <w:p>
+      <w:pPr>
+        <w:numPr>
+          <w:ilvl w:val="0"/>
+          <w:numId w:val="6"/>
+        </w:numPr>
+      </w:pPr>
+      <w:r>
         <w:lastRenderedPageBreak/>
-        <w:t xml:space="preserve">Employees are encouraged to raise questions or concerns early through the </w:t>
-      </w:r>
-      <w:proofErr w:type="gramStart"/>
-      <w:r>
-        <w:t>open door</w:t>
-      </w:r>
-      <w:proofErr w:type="gramEnd"/>
-      <w:r>
-        <w:t xml:space="preserve"> process, starting with their supervisor and involving HR when additional support is needed.</w:t>
-      </w:r>
-    </w:p>
-    <w:p>
-      <w:pPr>
-        <w:rPr>
-          <w:b/>
-          <w:bCs/>
-        </w:rPr>
-      </w:pPr>
-      <w:r>
-        <w:rPr>
-          <w:b/>
-          <w:bCs/>
-        </w:rPr>
-        <w:t>Who Handles What</w:t>
-      </w:r>
-    </w:p>
-    <w:p>
-      <w:r>
-        <w:rPr>
-          <w:b/>
-          <w:bCs/>
-        </w:rPr>
-        <w:t>Supervisors generally handle:</w:t>
+        <w:t>timekeeping support</w:t>
       </w:r>
     </w:p>
     <w:p>
@@ -1096,7 +964,7 @@
         </w:numPr>
       </w:pPr>
       <w:r>
-        <w:t>day-to-day expectations</w:t>
+        <w:t>coaching and routine feedback</w:t>
       </w:r>
     </w:p>
     <w:p>
@@ -1107,39 +975,6 @@
         </w:numPr>
       </w:pPr>
       <w:r>
-        <w:t>attendance follow-up</w:t>
-      </w:r>
-    </w:p>
-    <w:p>
-      <w:pPr>
-        <w:numPr>
-          <w:ilvl w:val="0"/>
-          <w:numId w:val="6"/>
-        </w:numPr>
-      </w:pPr>
-      <w:r>
-        <w:t>timekeeping support</w:t>
-      </w:r>
-    </w:p>
-    <w:p>
-      <w:pPr>
-        <w:numPr>
-          <w:ilvl w:val="0"/>
-          <w:numId w:val="6"/>
-        </w:numPr>
-      </w:pPr>
-      <w:r>
-        <w:t>coaching and routine feedback</w:t>
-      </w:r>
-    </w:p>
-    <w:p>
-      <w:pPr>
-        <w:numPr>
-          <w:ilvl w:val="0"/>
-          <w:numId w:val="6"/>
-        </w:numPr>
-      </w:pPr>
-      <w:r>
         <w:t>first-line support for everyday questions</w:t>
       </w:r>
     </w:p>
@@ -1285,7 +1120,7 @@
     <w:p>
       <w:r>
         <w:pict w14:anchorId="43831B82">
-          <v:rect id="_x0000_i1088" style="width:0;height:1.5pt" o:hralign="center" o:hrstd="t" o:hr="t" fillcolor="#a0a0a0" stroked="f"/>
+          <v:rect id="_x0000_i1028" style="width:0;height:1.5pt" o:hralign="center" o:hrstd="t" o:hr="t" fillcolor="#a0a0a0" stroked="f"/>
         </w:pict>
       </w:r>
     </w:p>
@@ -1321,52 +1156,52 @@
     </w:p>
     <w:p>
       <w:r>
+        <w:t>This module gives you a practical overview of pay, benefits timing, PTO, holiday eligibility, and time-away basics. It is meant to orient you, not replace the detailed guides and reference materials.</w:t>
+      </w:r>
+    </w:p>
+    <w:p>
+      <w:pPr>
+        <w:rPr>
+          <w:b/>
+          <w:bCs/>
+        </w:rPr>
+      </w:pPr>
+      <w:r>
+        <w:rPr>
+          <w:b/>
+          <w:bCs/>
+        </w:rPr>
+        <w:t>Pay and Payroll Basics</w:t>
+      </w:r>
+    </w:p>
+    <w:p>
+      <w:r>
+        <w:t xml:space="preserve">Employees can access pay information through </w:t>
+      </w:r>
+      <w:r>
+        <w:rPr>
+          <w:b/>
+          <w:bCs/>
+        </w:rPr>
+        <w:t>Paylocity</w:t>
+      </w:r>
+      <w:r>
+        <w:t>. Based on the payroll cadence provided for AAP Start, payroll runs Sunday through the following Saturday, payroll is submitted at 6:00 PM on Tuesday before payday, and payday is Thursday. The handbook also notes that employees with paycheck deduction questions can route those questions through their supervisor.</w:t>
+      </w:r>
+    </w:p>
+    <w:p>
+      <w:pPr>
+        <w:rPr>
+          <w:b/>
+          <w:bCs/>
+        </w:rPr>
+      </w:pPr>
+      <w:r>
+        <w:rPr>
+          <w:b/>
+          <w:bCs/>
+        </w:rPr>
         <w:lastRenderedPageBreak/>
-        <w:t>This module gives you a practical overview of pay, benefits timing, PTO, holiday eligibility, and time-away basics. It is meant to orient you, not replace the detailed guides and reference materials.</w:t>
-      </w:r>
-    </w:p>
-    <w:p>
-      <w:pPr>
-        <w:rPr>
-          <w:b/>
-          <w:bCs/>
-        </w:rPr>
-      </w:pPr>
-      <w:r>
-        <w:rPr>
-          <w:b/>
-          <w:bCs/>
-        </w:rPr>
-        <w:t>Pay and Payroll Basics</w:t>
-      </w:r>
-    </w:p>
-    <w:p>
-      <w:r>
-        <w:t xml:space="preserve">Employees can access pay information through </w:t>
-      </w:r>
-      <w:r>
-        <w:rPr>
-          <w:b/>
-          <w:bCs/>
-        </w:rPr>
-        <w:t>Paylocity</w:t>
-      </w:r>
-      <w:r>
-        <w:t>. Based on the payroll cadence provided for AAP Start, payroll runs Sunday through the following Saturday, payroll is submitted at 6:00 PM on Tuesday before payday, and payday is Thursday. The handbook also notes that employees with paycheck deduction questions can route those questions through their supervisor.</w:t>
-      </w:r>
-    </w:p>
-    <w:p>
-      <w:pPr>
-        <w:rPr>
-          <w:b/>
-          <w:bCs/>
-        </w:rPr>
-      </w:pPr>
-      <w:r>
-        <w:rPr>
-          <w:b/>
-          <w:bCs/>
-        </w:rPr>
         <w:t>Benefits Eligibility Timing</w:t>
       </w:r>
     </w:p>
@@ -1574,48 +1409,51 @@
         </w:numPr>
       </w:pPr>
       <w:r>
+        <w:t>unexpected absences should be reported to your supervisor as soon as possible</w:t>
+      </w:r>
+    </w:p>
+    <w:p>
+      <w:pPr>
+        <w:rPr>
+          <w:b/>
+          <w:bCs/>
+        </w:rPr>
+      </w:pPr>
+      <w:r>
+        <w:rPr>
+          <w:b/>
+          <w:bCs/>
+        </w:rPr>
+        <w:t>Holiday Eligibility</w:t>
+      </w:r>
+    </w:p>
+    <w:p>
+      <w:r>
+        <w:t>AAP observes company holidays, and holiday pay is provided to eligible regular full-time employees after 60 calendar days. Depending on staffing needs, employees may sometimes be required to work on a designated or observed holiday.</w:t>
+      </w:r>
+    </w:p>
+    <w:p>
+      <w:pPr>
+        <w:rPr>
+          <w:b/>
+          <w:bCs/>
+        </w:rPr>
+      </w:pPr>
+      <w:r>
+        <w:rPr>
+          <w:b/>
+          <w:bCs/>
+        </w:rPr>
+        <w:t>Leave Basics</w:t>
+      </w:r>
+    </w:p>
+    <w:p>
+      <w:r>
+        <w:t xml:space="preserve">Some time away is routine PTO, and some time away follows different rules. If your question goes beyond regular PTO, holiday time, or a routine time-off request, start with </w:t>
+      </w:r>
+      <w:r>
         <w:lastRenderedPageBreak/>
-        <w:t>unexpected absences should be reported to your supervisor as soon as possible</w:t>
-      </w:r>
-    </w:p>
-    <w:p>
-      <w:pPr>
-        <w:rPr>
-          <w:b/>
-          <w:bCs/>
-        </w:rPr>
-      </w:pPr>
-      <w:r>
-        <w:rPr>
-          <w:b/>
-          <w:bCs/>
-        </w:rPr>
-        <w:t>Holiday Eligibility</w:t>
-      </w:r>
-    </w:p>
-    <w:p>
-      <w:r>
-        <w:t>AAP observes company holidays, and holiday pay is provided to eligible regular full-time employees after 60 calendar days. Depending on staffing needs, employees may sometimes be required to work on a designated or observed holiday.</w:t>
-      </w:r>
-    </w:p>
-    <w:p>
-      <w:pPr>
-        <w:rPr>
-          <w:b/>
-          <w:bCs/>
-        </w:rPr>
-      </w:pPr>
-      <w:r>
-        <w:rPr>
-          <w:b/>
-          <w:bCs/>
-        </w:rPr>
-        <w:t>Leave Basics</w:t>
-      </w:r>
-    </w:p>
-    <w:p>
-      <w:r>
-        <w:t>Some time away is routine PTO, and some time away follows different rules. If your question goes beyond regular PTO, holiday time, or a routine time-off request, start with your supervisor and involve HR when needed. That keeps things clear and helps you get the right guidance from the start.</w:t>
+        <w:t>your supervisor and involve HR when needed. That keeps things clear and helps you get the right guidance from the start.</w:t>
       </w:r>
     </w:p>
     <w:p>
@@ -1684,7 +1522,7 @@
     <w:p>
       <w:r>
         <w:pict w14:anchorId="17C32A36">
-          <v:rect id="_x0000_i1089" style="width:0;height:1.5pt" o:hralign="center" o:hrstd="t" o:hr="t" fillcolor="#a0a0a0" stroked="f"/>
+          <v:rect id="_x0000_i1029" style="width:0;height:1.5pt" o:hralign="center" o:hrstd="t" o:hr="t" fillcolor="#a0a0a0" stroked="f"/>
         </w:pict>
       </w:r>
     </w:p>
@@ -1803,69 +1641,69 @@
         </w:numPr>
       </w:pPr>
       <w:r>
+        <w:t>workplace concerns</w:t>
+      </w:r>
+    </w:p>
+    <w:p>
+      <w:pPr>
+        <w:numPr>
+          <w:ilvl w:val="0"/>
+          <w:numId w:val="12"/>
+        </w:numPr>
+      </w:pPr>
+      <w:r>
+        <w:t>harassment or bullying concerns</w:t>
+      </w:r>
+    </w:p>
+    <w:p>
+      <w:pPr>
+        <w:numPr>
+          <w:ilvl w:val="0"/>
+          <w:numId w:val="12"/>
+        </w:numPr>
+      </w:pPr>
+      <w:r>
+        <w:t>injury follow-up when HR involvement is needed</w:t>
+      </w:r>
+    </w:p>
+    <w:p>
+      <w:pPr>
+        <w:numPr>
+          <w:ilvl w:val="0"/>
+          <w:numId w:val="12"/>
+        </w:numPr>
+      </w:pPr>
+      <w:r>
+        <w:t>issues you are not comfortable raising through the usual path</w:t>
+      </w:r>
+    </w:p>
+    <w:p>
+      <w:pPr>
+        <w:rPr>
+          <w:b/>
+          <w:bCs/>
+        </w:rPr>
+      </w:pPr>
+      <w:r>
+        <w:rPr>
+          <w:b/>
+          <w:bCs/>
+        </w:rPr>
+        <w:t>Leave and Support at a High Level</w:t>
+      </w:r>
+    </w:p>
+    <w:p>
+      <w:r>
+        <w:t>Employees should know that support pathways exist, what they are generally for, and where to start.</w:t>
+      </w:r>
+    </w:p>
+    <w:p>
+      <w:r>
+        <w:rPr>
+          <w:b/>
+          <w:bCs/>
+        </w:rPr>
         <w:lastRenderedPageBreak/>
-        <w:t>workplace concerns</w:t>
-      </w:r>
-    </w:p>
-    <w:p>
-      <w:pPr>
-        <w:numPr>
-          <w:ilvl w:val="0"/>
-          <w:numId w:val="12"/>
-        </w:numPr>
-      </w:pPr>
-      <w:r>
-        <w:t>harassment or bullying concerns</w:t>
-      </w:r>
-    </w:p>
-    <w:p>
-      <w:pPr>
-        <w:numPr>
-          <w:ilvl w:val="0"/>
-          <w:numId w:val="12"/>
-        </w:numPr>
-      </w:pPr>
-      <w:r>
-        <w:t>injury follow-up when HR involvement is needed</w:t>
-      </w:r>
-    </w:p>
-    <w:p>
-      <w:pPr>
-        <w:numPr>
-          <w:ilvl w:val="0"/>
-          <w:numId w:val="12"/>
-        </w:numPr>
-      </w:pPr>
-      <w:r>
-        <w:t>issues you are not comfortable raising through the usual path</w:t>
-      </w:r>
-    </w:p>
-    <w:p>
-      <w:pPr>
-        <w:rPr>
-          <w:b/>
-          <w:bCs/>
-        </w:rPr>
-      </w:pPr>
-      <w:r>
-        <w:rPr>
-          <w:b/>
-          <w:bCs/>
-        </w:rPr>
-        <w:t>Leave and Support at a High Level</w:t>
-      </w:r>
-    </w:p>
-    <w:p>
-      <w:r>
-        <w:t>Employees should know that support pathways exist, what they are generally for, and where to start.</w:t>
-      </w:r>
-    </w:p>
-    <w:p>
-      <w:r>
-        <w:rPr>
-          <w:b/>
-          <w:bCs/>
-        </w:rPr>
         <w:t>Medical Leave and FMLA</w:t>
       </w:r>
       <w:r>
@@ -2008,43 +1846,251 @@
           <w:b/>
           <w:bCs/>
         </w:rPr>
+        <w:t>Supervisor:</w:t>
+      </w:r>
+      <w:r>
+        <w:t xml:space="preserve"> first stop for most routine support questions</w:t>
+      </w:r>
+      <w:r>
+        <w:br/>
+      </w:r>
+      <w:r>
+        <w:rPr>
+          <w:b/>
+          <w:bCs/>
+        </w:rPr>
+        <w:t>Nicole Thornton, HR Manager:</w:t>
+      </w:r>
+      <w:r>
+        <w:t xml:space="preserve"> next contact for HR support</w:t>
+      </w:r>
+      <w:r>
+        <w:br/>
+      </w:r>
+      <w:r>
+        <w:rPr>
+          <w:b/>
+          <w:bCs/>
+        </w:rPr>
+        <w:t>Brandy Hooper, VP of HR:</w:t>
+      </w:r>
+      <w:r>
+        <w:t xml:space="preserve"> escalation path when needed</w:t>
+      </w:r>
+    </w:p>
+    <w:p>
+      <w:r>
+        <w:pict w14:anchorId="3537273E">
+          <v:rect id="_x0000_i1030" style="width:0;height:1.5pt" o:hralign="center" o:hrstd="t" o:hr="t" fillcolor="#a0a0a0" stroked="f"/>
+        </w:pict>
+      </w:r>
+    </w:p>
+    <w:p>
+      <w:pPr>
+        <w:rPr>
+          <w:b/>
+          <w:bCs/>
+        </w:rPr>
+      </w:pPr>
+      <w:r>
+        <w:rPr>
+          <w:b/>
+          <w:bCs/>
+        </w:rPr>
+        <w:t>7. Safety at AAP</w:t>
+      </w:r>
+    </w:p>
+    <w:p>
+      <w:pPr>
+        <w:rPr>
+          <w:b/>
+          <w:bCs/>
+        </w:rPr>
+      </w:pPr>
+      <w:r>
+        <w:rPr>
+          <w:b/>
+          <w:bCs/>
+        </w:rPr>
+        <w:t>What This Module Covers</w:t>
+      </w:r>
+    </w:p>
+    <w:p>
+      <w:r>
+        <w:t>Safety applies to everyone.</w:t>
+      </w:r>
+    </w:p>
+    <w:p>
+      <w:r>
         <w:lastRenderedPageBreak/>
-        <w:t>Supervisor:</w:t>
-      </w:r>
-      <w:r>
-        <w:t xml:space="preserve"> first stop for most routine support questions</w:t>
-      </w:r>
-      <w:r>
-        <w:br/>
-      </w:r>
-      <w:r>
-        <w:rPr>
-          <w:b/>
-          <w:bCs/>
-        </w:rPr>
-        <w:t>Nicole Thornton, HR Manager:</w:t>
-      </w:r>
-      <w:r>
-        <w:t xml:space="preserve"> next contact for HR support</w:t>
-      </w:r>
-      <w:r>
-        <w:br/>
-      </w:r>
-      <w:r>
-        <w:rPr>
-          <w:b/>
-          <w:bCs/>
-        </w:rPr>
-        <w:t>Brandy Hooper, VP of HR:</w:t>
-      </w:r>
-      <w:r>
-        <w:t xml:space="preserve"> escalation path when needed</w:t>
-      </w:r>
-    </w:p>
-    <w:p>
-      <w:r>
-        <w:pict w14:anchorId="3537273E">
-          <v:rect id="_x0000_i1090" style="width:0;height:1.5pt" o:hralign="center" o:hrstd="t" o:hr="t" fillcolor="#a0a0a0" stroked="f"/>
+        <w:t>This module covers the universal safety expectations that belong in shared onboarding: reporting hazards, injuries, and incidents promptly, following training and procedures, and using good judgment in the workplace.</w:t>
+      </w:r>
+    </w:p>
+    <w:p>
+      <w:pPr>
+        <w:rPr>
+          <w:b/>
+          <w:bCs/>
+        </w:rPr>
+      </w:pPr>
+      <w:r>
+        <w:rPr>
+          <w:b/>
+          <w:bCs/>
+        </w:rPr>
+        <w:t>General Safety Expectations</w:t>
+      </w:r>
+    </w:p>
+    <w:p>
+      <w:r>
+        <w:t>AAP has a workplace safety program and provides safety training. Employees are expected to obey safety rules, use caution in all work activities, and report unsafe conditions promptly.</w:t>
+      </w:r>
+    </w:p>
+    <w:p>
+      <w:r>
+        <w:t>For core onboarding, the message should stay simple:</w:t>
+      </w:r>
+    </w:p>
+    <w:p>
+      <w:pPr>
+        <w:numPr>
+          <w:ilvl w:val="0"/>
+          <w:numId w:val="14"/>
+        </w:numPr>
+      </w:pPr>
+      <w:r>
+        <w:t>report hazards, injuries, and incidents promptly</w:t>
+      </w:r>
+    </w:p>
+    <w:p>
+      <w:pPr>
+        <w:numPr>
+          <w:ilvl w:val="0"/>
+          <w:numId w:val="14"/>
+        </w:numPr>
+      </w:pPr>
+      <w:r>
+        <w:t>follow posted procedures and training</w:t>
+      </w:r>
+    </w:p>
+    <w:p>
+      <w:pPr>
+        <w:numPr>
+          <w:ilvl w:val="0"/>
+          <w:numId w:val="14"/>
+        </w:numPr>
+      </w:pPr>
+      <w:r>
+        <w:t>pay attention to slips, trips, and fall hazards</w:t>
+      </w:r>
+    </w:p>
+    <w:p>
+      <w:pPr>
+        <w:numPr>
+          <w:ilvl w:val="0"/>
+          <w:numId w:val="14"/>
+        </w:numPr>
+      </w:pPr>
+      <w:r>
+        <w:t>practice safe work habits</w:t>
+      </w:r>
+    </w:p>
+    <w:p>
+      <w:pPr>
+        <w:numPr>
+          <w:ilvl w:val="0"/>
+          <w:numId w:val="14"/>
+        </w:numPr>
+      </w:pPr>
+      <w:r>
+        <w:t>ask questions when unsure</w:t>
+      </w:r>
+    </w:p>
+    <w:p>
+      <w:pPr>
+        <w:numPr>
+          <w:ilvl w:val="0"/>
+          <w:numId w:val="14"/>
+        </w:numPr>
+      </w:pPr>
+      <w:r>
+        <w:t>understand that safety applies to every employee</w:t>
+      </w:r>
+    </w:p>
+    <w:p>
+      <w:pPr>
+        <w:rPr>
+          <w:b/>
+          <w:bCs/>
+        </w:rPr>
+      </w:pPr>
+      <w:r>
+        <w:rPr>
+          <w:b/>
+          <w:bCs/>
+        </w:rPr>
+        <w:t>Reporting Injuries and Incidents</w:t>
+      </w:r>
+    </w:p>
+    <w:p>
+      <w:r>
+        <w:t xml:space="preserve">Employees should report injuries or incidents immediately to their </w:t>
+      </w:r>
+      <w:r>
+        <w:rPr>
+          <w:b/>
+          <w:bCs/>
+        </w:rPr>
+        <w:t>supervisor</w:t>
+      </w:r>
+      <w:r>
+        <w:t>. The handbook also states that work-related injuries should be reported immediately, no matter how minor they may seem.</w:t>
+      </w:r>
+    </w:p>
+    <w:p>
+      <w:pPr>
+        <w:rPr>
+          <w:b/>
+          <w:bCs/>
+        </w:rPr>
+      </w:pPr>
+      <w:r>
+        <w:rPr>
+          <w:b/>
+          <w:bCs/>
+        </w:rPr>
+        <w:t>Security and Workplace Awareness</w:t>
+      </w:r>
+    </w:p>
+    <w:p>
+      <w:r>
+        <w:t>AAP also has policies related to visitors, computer and email use, workplace monitoring, and workplace violence prevention. For onboarding, the key message is to use good judgment, follow workplace rules, and speak up when something feels unsafe or out of bounds.</w:t>
+      </w:r>
+    </w:p>
+    <w:p>
+      <w:pPr>
+        <w:rPr>
+          <w:b/>
+          <w:bCs/>
+        </w:rPr>
+      </w:pPr>
+      <w:r>
+        <w:rPr>
+          <w:b/>
+          <w:bCs/>
+        </w:rPr>
+        <w:t>Need Help?</w:t>
+      </w:r>
+    </w:p>
+    <w:p>
+      <w:r>
+        <w:t>Start with your supervisor for immediate safety concerns. Use HR when the issue requires follow-up, support, or escalation.</w:t>
+      </w:r>
+    </w:p>
+    <w:p>
+      <w:r>
+        <w:pict w14:anchorId="1FE95642">
+          <v:rect id="_x0000_i1031" style="width:0;height:1.5pt" o:hralign="center" o:hrstd="t" o:hr="t" fillcolor="#a0a0a0" stroked="f"/>
         </w:pict>
       </w:r>
     </w:p>
@@ -2060,7 +2106,126 @@
           <w:b/>
           <w:bCs/>
         </w:rPr>
-        <w:t>7. Safety at AAP</w:t>
+        <w:t>8. Where You Make an Impact</w:t>
+      </w:r>
+    </w:p>
+    <w:p>
+      <w:pPr>
+        <w:rPr>
+          <w:b/>
+          <w:bCs/>
+        </w:rPr>
+      </w:pPr>
+      <w:r>
+        <w:rPr>
+          <w:b/>
+          <w:bCs/>
+        </w:rPr>
+        <w:t>Coming Soon</w:t>
+      </w:r>
+    </w:p>
+    <w:p>
+      <w:r>
+        <w:lastRenderedPageBreak/>
+        <w:t>This module is intentionally reserved for future role-specific onboarding.</w:t>
+      </w:r>
+    </w:p>
+    <w:p>
+      <w:r>
+        <w:t>Later, this page will be customized based on your role and may include:</w:t>
+      </w:r>
+    </w:p>
+    <w:p>
+      <w:pPr>
+        <w:numPr>
+          <w:ilvl w:val="0"/>
+          <w:numId w:val="15"/>
+        </w:numPr>
+      </w:pPr>
+      <w:r>
+        <w:t>why the role matters</w:t>
+      </w:r>
+    </w:p>
+    <w:p>
+      <w:pPr>
+        <w:numPr>
+          <w:ilvl w:val="0"/>
+          <w:numId w:val="15"/>
+        </w:numPr>
+      </w:pPr>
+      <w:r>
+        <w:t>how the role supports the company</w:t>
+      </w:r>
+    </w:p>
+    <w:p>
+      <w:pPr>
+        <w:numPr>
+          <w:ilvl w:val="0"/>
+          <w:numId w:val="15"/>
+        </w:numPr>
+      </w:pPr>
+      <w:r>
+        <w:t>key responsibilities</w:t>
+      </w:r>
+    </w:p>
+    <w:p>
+      <w:pPr>
+        <w:numPr>
+          <w:ilvl w:val="0"/>
+          <w:numId w:val="15"/>
+        </w:numPr>
+      </w:pPr>
+      <w:r>
+        <w:t>what success looks like</w:t>
+      </w:r>
+    </w:p>
+    <w:p>
+      <w:pPr>
+        <w:numPr>
+          <w:ilvl w:val="0"/>
+          <w:numId w:val="15"/>
+        </w:numPr>
+      </w:pPr>
+      <w:r>
+        <w:t>role-specific tools and processes</w:t>
+      </w:r>
+    </w:p>
+    <w:p>
+      <w:pPr>
+        <w:numPr>
+          <w:ilvl w:val="0"/>
+          <w:numId w:val="15"/>
+        </w:numPr>
+      </w:pPr>
+      <w:r>
+        <w:t>role-specific safety or compliance expectations</w:t>
+      </w:r>
+    </w:p>
+    <w:p>
+      <w:r>
+        <w:t>For now, this page is part of the AAP Start foundation and will be built out later.</w:t>
+      </w:r>
+    </w:p>
+    <w:p>
+      <w:r>
+        <w:pict w14:anchorId="559EE88F">
+          <v:rect id="_x0000_i1032" style="width:0;height:1.5pt" o:hralign="center" o:hrstd="t" o:hr="t" fillcolor="#a0a0a0" stroked="f"/>
+        </w:pict>
+      </w:r>
+    </w:p>
+    <w:p>
+      <w:pPr>
+        <w:rPr>
+          <w:b/>
+          <w:bCs/>
+        </w:rPr>
+      </w:pPr>
+      <w:r>
+        <w:rPr>
+          <w:b/>
+          <w:bCs/>
+        </w:rPr>
+        <w:t>9. Your First 90 Days</w:t>
       </w:r>
     </w:p>
     <w:p>
@@ -2080,191 +2245,464 @@
     </w:p>
     <w:p>
       <w:r>
-        <w:t>Safety applies to everyone.</w:t>
-      </w:r>
-    </w:p>
-    <w:p>
-      <w:r>
-        <w:t>This module covers the universal safety expectations that belong in shared onboarding: reporting hazards, injuries, and incidents promptly, following training and procedures, and using good judgment in the workplace.</w:t>
-      </w:r>
-    </w:p>
-    <w:p>
-      <w:pPr>
-        <w:rPr>
-          <w:b/>
-          <w:bCs/>
-        </w:rPr>
-      </w:pPr>
-      <w:r>
-        <w:rPr>
-          <w:b/>
-          <w:bCs/>
-        </w:rPr>
-        <w:t>General Safety Expectations</w:t>
-      </w:r>
-    </w:p>
-    <w:p>
-      <w:r>
-        <w:t>AAP has a workplace safety program and provides safety training. Employees are expected to obey safety rules, use caution in all work activities, and report unsafe conditions promptly.</w:t>
-      </w:r>
-    </w:p>
-    <w:p>
-      <w:r>
-        <w:t>For core onboarding, the message should stay simple:</w:t>
-      </w:r>
-    </w:p>
-    <w:p>
-      <w:pPr>
-        <w:numPr>
-          <w:ilvl w:val="0"/>
-          <w:numId w:val="14"/>
-        </w:numPr>
-      </w:pPr>
-      <w:r>
-        <w:t>report hazards, injuries, and incidents promptly</w:t>
-      </w:r>
-    </w:p>
-    <w:p>
-      <w:pPr>
-        <w:numPr>
-          <w:ilvl w:val="0"/>
-          <w:numId w:val="14"/>
-        </w:numPr>
-      </w:pPr>
-      <w:r>
-        <w:t>follow posted procedures and training</w:t>
-      </w:r>
-    </w:p>
-    <w:p>
-      <w:pPr>
-        <w:numPr>
-          <w:ilvl w:val="0"/>
-          <w:numId w:val="14"/>
-        </w:numPr>
-      </w:pPr>
-      <w:r>
-        <w:t>pay attention to slips, trips, and fall hazards</w:t>
-      </w:r>
-    </w:p>
-    <w:p>
-      <w:pPr>
-        <w:numPr>
-          <w:ilvl w:val="0"/>
-          <w:numId w:val="14"/>
-        </w:numPr>
-      </w:pPr>
-      <w:r>
-        <w:t>practice safe work habits</w:t>
-      </w:r>
-    </w:p>
-    <w:p>
-      <w:pPr>
-        <w:numPr>
-          <w:ilvl w:val="0"/>
-          <w:numId w:val="14"/>
-        </w:numPr>
-      </w:pPr>
-      <w:r>
-        <w:t>ask questions when unsure</w:t>
-      </w:r>
-    </w:p>
-    <w:p>
-      <w:pPr>
-        <w:numPr>
-          <w:ilvl w:val="0"/>
-          <w:numId w:val="14"/>
-        </w:numPr>
-      </w:pPr>
-      <w:r>
-        <w:t>understand that safety applies to every employee</w:t>
-      </w:r>
-    </w:p>
-    <w:p>
-      <w:pPr>
-        <w:rPr>
-          <w:b/>
-          <w:bCs/>
-        </w:rPr>
-      </w:pPr>
-      <w:r>
-        <w:rPr>
-          <w:b/>
-          <w:bCs/>
-        </w:rPr>
-        <w:t>Reporting Injuries and Incidents</w:t>
-      </w:r>
-    </w:p>
-    <w:p>
-      <w:r>
-        <w:t xml:space="preserve">Employees should report injuries or incidents immediately to their </w:t>
-      </w:r>
-      <w:r>
-        <w:rPr>
-          <w:b/>
-          <w:bCs/>
-        </w:rPr>
-        <w:t>supervisor</w:t>
-      </w:r>
-      <w:r>
-        <w:t>. The handbook also states that work-related injuries should be reported immediately, no matter how minor they may seem.</w:t>
-      </w:r>
-    </w:p>
-    <w:p>
-      <w:pPr>
-        <w:rPr>
-          <w:b/>
-          <w:bCs/>
-        </w:rPr>
-      </w:pPr>
-      <w:r>
-        <w:rPr>
-          <w:b/>
-          <w:bCs/>
-        </w:rPr>
-        <w:t>Security and Workplace Awareness</w:t>
-      </w:r>
-    </w:p>
-    <w:p>
-      <w:r>
-        <w:t xml:space="preserve">AAP also has policies related to visitors, computer and email use, workplace monitoring, and workplace violence prevention. For onboarding, the key message is to use good </w:t>
-      </w:r>
+        <w:t>Your first 90 days are about getting oriented, building confidence, learning the flow of your role, and understanding where to go when you need help.</w:t>
+      </w:r>
+    </w:p>
+    <w:p>
+      <w:r>
+        <w:t>This module should feel practical and reassuring. The goal is not to make your first three months feel like a scavenger hunt with a dress code.</w:t>
+      </w:r>
+    </w:p>
+    <w:p>
+      <w:pPr>
+        <w:rPr>
+          <w:b/>
+          <w:bCs/>
+        </w:rPr>
+      </w:pPr>
+      <w:r>
+        <w:rPr>
+          <w:b/>
+          <w:bCs/>
+        </w:rPr>
+        <w:t>Day 1</w:t>
+      </w:r>
+    </w:p>
+    <w:p>
+      <w:r>
+        <w:t>Day 1 is about orientation:</w:t>
+      </w:r>
+    </w:p>
+    <w:p>
+      <w:pPr>
+        <w:numPr>
+          <w:ilvl w:val="0"/>
+          <w:numId w:val="16"/>
+        </w:numPr>
+      </w:pPr>
+      <w:r>
+        <w:t>getting welcomed to AAP</w:t>
+      </w:r>
+    </w:p>
+    <w:p>
+      <w:pPr>
+        <w:numPr>
+          <w:ilvl w:val="0"/>
+          <w:numId w:val="16"/>
+        </w:numPr>
+      </w:pPr>
+      <w:r>
+        <w:t>getting access to your main systems</w:t>
+      </w:r>
+    </w:p>
+    <w:p>
+      <w:pPr>
+        <w:numPr>
+          <w:ilvl w:val="0"/>
+          <w:numId w:val="16"/>
+        </w:numPr>
+      </w:pPr>
+      <w:r>
+        <w:t>learning the basics of how the company works</w:t>
+      </w:r>
+    </w:p>
+    <w:p>
+      <w:pPr>
+        <w:numPr>
+          <w:ilvl w:val="0"/>
+          <w:numId w:val="16"/>
+        </w:numPr>
+      </w:pPr>
+      <w:r>
+        <w:t>understanding immediate expectations</w:t>
+      </w:r>
+    </w:p>
+    <w:p>
+      <w:pPr>
+        <w:numPr>
+          <w:ilvl w:val="0"/>
+          <w:numId w:val="16"/>
+        </w:numPr>
+      </w:pPr>
+      <w:r>
+        <w:t>knowing who to go to for help</w:t>
+      </w:r>
+    </w:p>
+    <w:p>
+      <w:pPr>
+        <w:rPr>
+          <w:b/>
+          <w:bCs/>
+        </w:rPr>
+      </w:pPr>
+      <w:r>
+        <w:rPr>
+          <w:b/>
+          <w:bCs/>
+        </w:rPr>
+        <w:t>Week 1</w:t>
+      </w:r>
+    </w:p>
+    <w:p>
+      <w:r>
+        <w:t>Your first week is about building a foundation:</w:t>
+      </w:r>
+    </w:p>
+    <w:p>
+      <w:pPr>
+        <w:numPr>
+          <w:ilvl w:val="0"/>
+          <w:numId w:val="17"/>
+        </w:numPr>
+      </w:pPr>
+      <w:r>
+        <w:t>completing core onboarding modules</w:t>
+      </w:r>
+    </w:p>
+    <w:p>
+      <w:pPr>
+        <w:numPr>
+          <w:ilvl w:val="0"/>
+          <w:numId w:val="17"/>
+        </w:numPr>
+      </w:pPr>
+      <w:r>
+        <w:t>working through system setup</w:t>
+      </w:r>
+    </w:p>
+    <w:p>
+      <w:pPr>
+        <w:numPr>
+          <w:ilvl w:val="0"/>
+          <w:numId w:val="17"/>
+        </w:numPr>
+      </w:pPr>
       <w:r>
         <w:lastRenderedPageBreak/>
-        <w:t>judgment, follow workplace rules, and speak up when something feels unsafe or out of bounds.</w:t>
-      </w:r>
-    </w:p>
-    <w:p>
-      <w:pPr>
-        <w:rPr>
-          <w:b/>
-          <w:bCs/>
-        </w:rPr>
-      </w:pPr>
-      <w:r>
-        <w:rPr>
-          <w:b/>
-          <w:bCs/>
-        </w:rPr>
-        <w:t>Need Help?</w:t>
-      </w:r>
-    </w:p>
-    <w:p>
-      <w:r>
-        <w:t xml:space="preserve">Start with your supervisor </w:t>
-      </w:r>
-      <w:proofErr w:type="gramStart"/>
-      <w:r>
-        <w:t>for</w:t>
-      </w:r>
-      <w:proofErr w:type="gramEnd"/>
-      <w:r>
-        <w:t xml:space="preserve"> immediate safety concerns. Use HR when the issue requires follow-up, support, or escalation.</w:t>
-      </w:r>
-    </w:p>
-    <w:p>
-      <w:r>
-        <w:pict w14:anchorId="1FE95642">
-          <v:rect id="_x0000_i1091" style="width:0;height:1.5pt" o:hralign="center" o:hrstd="t" o:hr="t" fillcolor="#a0a0a0" stroked="f"/>
+        <w:t>meeting key people</w:t>
+      </w:r>
+    </w:p>
+    <w:p>
+      <w:pPr>
+        <w:numPr>
+          <w:ilvl w:val="0"/>
+          <w:numId w:val="17"/>
+        </w:numPr>
+      </w:pPr>
+      <w:r>
+        <w:t>learning the basics of how your work fits into the bigger picture</w:t>
+      </w:r>
+    </w:p>
+    <w:p>
+      <w:pPr>
+        <w:numPr>
+          <w:ilvl w:val="0"/>
+          <w:numId w:val="17"/>
+        </w:numPr>
+      </w:pPr>
+      <w:r>
+        <w:t>starting early training</w:t>
+      </w:r>
+    </w:p>
+    <w:p>
+      <w:pPr>
+        <w:rPr>
+          <w:b/>
+          <w:bCs/>
+        </w:rPr>
+      </w:pPr>
+      <w:r>
+        <w:rPr>
+          <w:b/>
+          <w:bCs/>
+        </w:rPr>
+        <w:t>First 30 Days</w:t>
+      </w:r>
+    </w:p>
+    <w:p>
+      <w:r>
+        <w:t>Your first 30 days are about getting comfortable:</w:t>
+      </w:r>
+    </w:p>
+    <w:p>
+      <w:pPr>
+        <w:numPr>
+          <w:ilvl w:val="0"/>
+          <w:numId w:val="18"/>
+        </w:numPr>
+      </w:pPr>
+      <w:r>
+        <w:t>learning responsibilities</w:t>
+      </w:r>
+    </w:p>
+    <w:p>
+      <w:pPr>
+        <w:numPr>
+          <w:ilvl w:val="0"/>
+          <w:numId w:val="18"/>
+        </w:numPr>
+      </w:pPr>
+      <w:r>
+        <w:t>settling into routines</w:t>
+      </w:r>
+    </w:p>
+    <w:p>
+      <w:pPr>
+        <w:numPr>
+          <w:ilvl w:val="0"/>
+          <w:numId w:val="18"/>
+        </w:numPr>
+      </w:pPr>
+      <w:r>
+        <w:t>building familiarity with tools and expectations</w:t>
+      </w:r>
+    </w:p>
+    <w:p>
+      <w:pPr>
+        <w:numPr>
+          <w:ilvl w:val="0"/>
+          <w:numId w:val="18"/>
+        </w:numPr>
+      </w:pPr>
+      <w:r>
+        <w:t>asking questions early</w:t>
+      </w:r>
+    </w:p>
+    <w:p>
+      <w:pPr>
+        <w:numPr>
+          <w:ilvl w:val="0"/>
+          <w:numId w:val="18"/>
+        </w:numPr>
+      </w:pPr>
+      <w:r>
+        <w:t>understanding where to go when something is unclear</w:t>
+      </w:r>
+    </w:p>
+    <w:p>
+      <w:pPr>
+        <w:rPr>
+          <w:b/>
+          <w:bCs/>
+        </w:rPr>
+      </w:pPr>
+      <w:r>
+        <w:rPr>
+          <w:b/>
+          <w:bCs/>
+        </w:rPr>
+        <w:t>Days 31-60</w:t>
+      </w:r>
+    </w:p>
+    <w:p>
+      <w:r>
+        <w:t>This stage is about consistency:</w:t>
+      </w:r>
+    </w:p>
+    <w:p>
+      <w:pPr>
+        <w:numPr>
+          <w:ilvl w:val="0"/>
+          <w:numId w:val="19"/>
+        </w:numPr>
+      </w:pPr>
+      <w:r>
+        <w:t>growing confidence</w:t>
+      </w:r>
+    </w:p>
+    <w:p>
+      <w:pPr>
+        <w:numPr>
+          <w:ilvl w:val="0"/>
+          <w:numId w:val="19"/>
+        </w:numPr>
+      </w:pPr>
+      <w:r>
+        <w:t>understanding the role more clearly</w:t>
+      </w:r>
+    </w:p>
+    <w:p>
+      <w:pPr>
+        <w:numPr>
+          <w:ilvl w:val="0"/>
+          <w:numId w:val="19"/>
+        </w:numPr>
+      </w:pPr>
+      <w:r>
+        <w:t>building dependable work habits</w:t>
+      </w:r>
+    </w:p>
+    <w:p>
+      <w:pPr>
+        <w:numPr>
+          <w:ilvl w:val="0"/>
+          <w:numId w:val="19"/>
+        </w:numPr>
+      </w:pPr>
+      <w:r>
+        <w:t>receiving feedback and support</w:t>
+      </w:r>
+    </w:p>
+    <w:p>
+      <w:pPr>
+        <w:numPr>
+          <w:ilvl w:val="0"/>
+          <w:numId w:val="19"/>
+        </w:numPr>
+      </w:pPr>
+      <w:r>
+        <w:t>moving through the introductory period with a stronger understanding of expectations</w:t>
+      </w:r>
+    </w:p>
+    <w:p>
+      <w:pPr>
+        <w:rPr>
+          <w:b/>
+          <w:bCs/>
+        </w:rPr>
+      </w:pPr>
+      <w:r>
+        <w:rPr>
+          <w:b/>
+          <w:bCs/>
+        </w:rPr>
+        <w:t>Days 61-90</w:t>
+      </w:r>
+    </w:p>
+    <w:p>
+      <w:r>
+        <w:t>This stage is about building independence:</w:t>
+      </w:r>
+    </w:p>
+    <w:p>
+      <w:pPr>
+        <w:numPr>
+          <w:ilvl w:val="0"/>
+          <w:numId w:val="20"/>
+        </w:numPr>
+      </w:pPr>
+      <w:r>
+        <w:t>feeling more confident in your day-to-day work</w:t>
+      </w:r>
+    </w:p>
+    <w:p>
+      <w:pPr>
+        <w:numPr>
+          <w:ilvl w:val="0"/>
+          <w:numId w:val="20"/>
+        </w:numPr>
+      </w:pPr>
+      <w:r>
+        <w:t>developing a clearer sense of what success looks like</w:t>
+      </w:r>
+    </w:p>
+    <w:p>
+      <w:pPr>
+        <w:numPr>
+          <w:ilvl w:val="0"/>
+          <w:numId w:val="20"/>
+        </w:numPr>
+      </w:pPr>
+      <w:r>
+        <w:t>continuing to grow in your role</w:t>
+      </w:r>
+    </w:p>
+    <w:p>
+      <w:pPr>
+        <w:numPr>
+          <w:ilvl w:val="0"/>
+          <w:numId w:val="20"/>
+        </w:numPr>
+      </w:pPr>
+      <w:r>
+        <w:t>knowing where to find help and resources when you need them</w:t>
+      </w:r>
+    </w:p>
+    <w:p>
+      <w:pPr>
+        <w:rPr>
+          <w:b/>
+          <w:bCs/>
+        </w:rPr>
+      </w:pPr>
+      <w:r>
+        <w:rPr>
+          <w:b/>
+          <w:bCs/>
+        </w:rPr>
+        <w:t>What Should Be Universal</w:t>
+      </w:r>
+    </w:p>
+    <w:p>
+      <w:r>
+        <w:t>The universal milestones in this module are:</w:t>
+      </w:r>
+    </w:p>
+    <w:p>
+      <w:pPr>
+        <w:numPr>
+          <w:ilvl w:val="0"/>
+          <w:numId w:val="21"/>
+        </w:numPr>
+      </w:pPr>
+      <w:r>
+        <w:lastRenderedPageBreak/>
+        <w:t>completing onboarding modules</w:t>
+      </w:r>
+    </w:p>
+    <w:p>
+      <w:pPr>
+        <w:numPr>
+          <w:ilvl w:val="0"/>
+          <w:numId w:val="21"/>
+        </w:numPr>
+      </w:pPr>
+      <w:r>
+        <w:t>completing initial system setup</w:t>
+      </w:r>
+    </w:p>
+    <w:p>
+      <w:pPr>
+        <w:numPr>
+          <w:ilvl w:val="0"/>
+          <w:numId w:val="21"/>
+        </w:numPr>
+      </w:pPr>
+      <w:r>
+        <w:t>understanding core expectations</w:t>
+      </w:r>
+    </w:p>
+    <w:p>
+      <w:pPr>
+        <w:numPr>
+          <w:ilvl w:val="0"/>
+          <w:numId w:val="21"/>
+        </w:numPr>
+      </w:pPr>
+      <w:r>
+        <w:t>knowing where to go for help</w:t>
+      </w:r>
+    </w:p>
+    <w:p>
+      <w:pPr>
+        <w:numPr>
+          <w:ilvl w:val="0"/>
+          <w:numId w:val="21"/>
+        </w:numPr>
+      </w:pPr>
+      <w:r>
+        <w:t>beginning to settle into the role</w:t>
+      </w:r>
+    </w:p>
+    <w:p>
+      <w:r>
+        <w:t>Role-specific milestones can be added later as role-based content expands.</w:t>
+      </w:r>
+    </w:p>
+    <w:p>
+      <w:r>
+        <w:pict w14:anchorId="4C4C93D5">
+          <v:rect id="_x0000_i1033" style="width:0;height:1.5pt" o:hralign="center" o:hrstd="t" o:hr="t" fillcolor="#a0a0a0" stroked="f"/>
         </w:pict>
       </w:r>
     </w:p>
@@ -2280,805 +2718,178 @@
           <w:b/>
           <w:bCs/>
         </w:rPr>
-        <w:t>8. Where You Make an Impact</w:t>
-      </w:r>
-    </w:p>
-    <w:p>
-      <w:pPr>
-        <w:rPr>
-          <w:b/>
-          <w:bCs/>
-        </w:rPr>
-      </w:pPr>
-      <w:r>
-        <w:rPr>
-          <w:b/>
-          <w:bCs/>
-        </w:rPr>
-        <w:t>Coming Soon</w:t>
-      </w:r>
-    </w:p>
-    <w:p>
-      <w:r>
-        <w:t>This module is intentionally reserved for future role-specific onboarding.</w:t>
-      </w:r>
-    </w:p>
-    <w:p>
-      <w:r>
-        <w:t>Later, this page will be customized based on your role and may include:</w:t>
-      </w:r>
-    </w:p>
-    <w:p>
-      <w:pPr>
-        <w:numPr>
-          <w:ilvl w:val="0"/>
-          <w:numId w:val="15"/>
-        </w:numPr>
-      </w:pPr>
-      <w:r>
-        <w:t>why the role matters</w:t>
-      </w:r>
-    </w:p>
-    <w:p>
-      <w:pPr>
-        <w:numPr>
-          <w:ilvl w:val="0"/>
-          <w:numId w:val="15"/>
-        </w:numPr>
-      </w:pPr>
-      <w:r>
-        <w:t>how the role supports the company</w:t>
-      </w:r>
-    </w:p>
-    <w:p>
-      <w:pPr>
-        <w:numPr>
-          <w:ilvl w:val="0"/>
-          <w:numId w:val="15"/>
-        </w:numPr>
-      </w:pPr>
-      <w:r>
-        <w:t>key responsibilities</w:t>
-      </w:r>
-    </w:p>
-    <w:p>
-      <w:pPr>
-        <w:numPr>
-          <w:ilvl w:val="0"/>
-          <w:numId w:val="15"/>
-        </w:numPr>
-      </w:pPr>
-      <w:r>
-        <w:t>what success looks like</w:t>
-      </w:r>
-    </w:p>
-    <w:p>
-      <w:pPr>
-        <w:numPr>
-          <w:ilvl w:val="0"/>
-          <w:numId w:val="15"/>
-        </w:numPr>
-      </w:pPr>
-      <w:r>
-        <w:t>role-specific tools and processes</w:t>
-      </w:r>
-    </w:p>
-    <w:p>
-      <w:pPr>
-        <w:numPr>
-          <w:ilvl w:val="0"/>
-          <w:numId w:val="15"/>
-        </w:numPr>
-      </w:pPr>
-      <w:r>
-        <w:t>role-specific safety or compliance expectations</w:t>
-      </w:r>
-    </w:p>
-    <w:p>
-      <w:r>
-        <w:t>For now, this page is part of the AAP Start foundation and will be built out later.</w:t>
-      </w:r>
-    </w:p>
-    <w:p>
-      <w:r>
-        <w:pict w14:anchorId="559EE88F">
-          <v:rect id="_x0000_i1092" style="width:0;height:1.5pt" o:hralign="center" o:hrstd="t" o:hr="t" fillcolor="#a0a0a0" stroked="f"/>
-        </w:pict>
-      </w:r>
-    </w:p>
-    <w:p>
-      <w:pPr>
-        <w:rPr>
-          <w:b/>
-          <w:bCs/>
-        </w:rPr>
-      </w:pPr>
-      <w:r>
-        <w:rPr>
-          <w:b/>
-          <w:bCs/>
-        </w:rPr>
-        <w:t>9. Your First 90 Days</w:t>
-      </w:r>
-    </w:p>
-    <w:p>
-      <w:pPr>
-        <w:rPr>
-          <w:b/>
-          <w:bCs/>
-        </w:rPr>
-      </w:pPr>
-      <w:r>
-        <w:rPr>
-          <w:b/>
-          <w:bCs/>
-        </w:rPr>
-        <w:t>What This Module Covers</w:t>
-      </w:r>
-    </w:p>
-    <w:p>
-      <w:r>
-        <w:t>Your first 90 days are about getting oriented, building confidence, learning the flow of your role, and understanding where to go when you need help.</w:t>
-      </w:r>
-    </w:p>
-    <w:p>
-      <w:r>
-        <w:t>This module should feel practical and reassuring. The goal is not to make your first three months feel like a scavenger hunt with a dress code.</w:t>
-      </w:r>
-    </w:p>
-    <w:p>
-      <w:pPr>
-        <w:rPr>
-          <w:b/>
-          <w:bCs/>
-        </w:rPr>
-      </w:pPr>
-      <w:r>
-        <w:rPr>
-          <w:b/>
-          <w:bCs/>
-        </w:rPr>
-        <w:t>Day 1</w:t>
-      </w:r>
-    </w:p>
-    <w:p>
-      <w:r>
-        <w:t>Day 1 is about orientation:</w:t>
-      </w:r>
-    </w:p>
-    <w:p>
-      <w:pPr>
-        <w:numPr>
-          <w:ilvl w:val="0"/>
-          <w:numId w:val="16"/>
-        </w:numPr>
-      </w:pPr>
-      <w:r>
-        <w:t>getting welcomed to AAP</w:t>
-      </w:r>
-    </w:p>
-    <w:p>
-      <w:pPr>
-        <w:numPr>
-          <w:ilvl w:val="0"/>
-          <w:numId w:val="16"/>
+        <w:t>10. Final Review &amp; Acknowledgment</w:t>
+      </w:r>
+    </w:p>
+    <w:p>
+      <w:pPr>
+        <w:rPr>
+          <w:b/>
+          <w:bCs/>
+        </w:rPr>
+      </w:pPr>
+      <w:r>
+        <w:rPr>
+          <w:b/>
+          <w:bCs/>
+        </w:rPr>
+        <w:t>You’re Not Expected to Memorize Everything</w:t>
+      </w:r>
+    </w:p>
+    <w:p>
+      <w:r>
+        <w:t>Completing onboarding does not mean you are expected to remember every rule, process, or policy detail on command.</w:t>
+      </w:r>
+    </w:p>
+    <w:p>
+      <w:r>
+        <w:t>It means you now have a stronger foundation:</w:t>
+      </w:r>
+    </w:p>
+    <w:p>
+      <w:pPr>
+        <w:numPr>
+          <w:ilvl w:val="0"/>
+          <w:numId w:val="22"/>
+        </w:numPr>
+      </w:pPr>
+      <w:r>
+        <w:t>you know what AAP is and what it exists to support</w:t>
+      </w:r>
+    </w:p>
+    <w:p>
+      <w:pPr>
+        <w:numPr>
+          <w:ilvl w:val="0"/>
+          <w:numId w:val="22"/>
+        </w:numPr>
+      </w:pPr>
+      <w:r>
+        <w:t>you understand the major expectations of working here</w:t>
+      </w:r>
+    </w:p>
+    <w:p>
+      <w:pPr>
+        <w:numPr>
+          <w:ilvl w:val="0"/>
+          <w:numId w:val="22"/>
+        </w:numPr>
+      </w:pPr>
+      <w:r>
+        <w:t>you know where key systems and resources live</w:t>
+      </w:r>
+    </w:p>
+    <w:p>
+      <w:pPr>
+        <w:numPr>
+          <w:ilvl w:val="0"/>
+          <w:numId w:val="22"/>
+        </w:numPr>
+      </w:pPr>
+      <w:r>
+        <w:t>you know where to go when you need help</w:t>
+      </w:r>
+    </w:p>
+    <w:p>
+      <w:pPr>
+        <w:numPr>
+          <w:ilvl w:val="0"/>
+          <w:numId w:val="22"/>
+        </w:numPr>
+      </w:pPr>
+      <w:r>
+        <w:t>you understand that some topics require HR, not guesswork</w:t>
+      </w:r>
+    </w:p>
+    <w:p>
+      <w:pPr>
+        <w:rPr>
+          <w:b/>
+          <w:bCs/>
+        </w:rPr>
+      </w:pPr>
+      <w:r>
+        <w:rPr>
+          <w:b/>
+          <w:bCs/>
+        </w:rPr>
+        <w:t>Important Reminder</w:t>
+      </w:r>
+    </w:p>
+    <w:p>
+      <w:r>
+        <w:t>The employee handbook contains important policy information, but it is not a contract of employment. Employment remains at-will, and handbook policies may be revised through official notice.</w:t>
+      </w:r>
+    </w:p>
+    <w:p>
+      <w:pPr>
+        <w:rPr>
+          <w:b/>
+          <w:bCs/>
+        </w:rPr>
+      </w:pPr>
+      <w:r>
+        <w:rPr>
+          <w:b/>
+          <w:bCs/>
+        </w:rPr>
+        <w:t>What This Final Step Is For</w:t>
+      </w:r>
+    </w:p>
+    <w:p>
+      <w:r>
+        <w:t>This final step is here to help close out AAP Start with a clear understanding of the essentials:</w:t>
+      </w:r>
+    </w:p>
+    <w:p>
+      <w:pPr>
+        <w:numPr>
+          <w:ilvl w:val="0"/>
+          <w:numId w:val="23"/>
+        </w:numPr>
+      </w:pPr>
+      <w:r>
+        <w:t>what AAP expects</w:t>
+      </w:r>
+    </w:p>
+    <w:p>
+      <w:pPr>
+        <w:numPr>
+          <w:ilvl w:val="0"/>
+          <w:numId w:val="23"/>
+        </w:numPr>
+      </w:pPr>
+      <w:r>
+        <w:t>where support lives</w:t>
+      </w:r>
+    </w:p>
+    <w:p>
+      <w:pPr>
+        <w:numPr>
+          <w:ilvl w:val="0"/>
+          <w:numId w:val="23"/>
+        </w:numPr>
+      </w:pPr>
+      <w:r>
+        <w:t>how to access important systems and resources</w:t>
+      </w:r>
+    </w:p>
+    <w:p>
+      <w:pPr>
+        <w:numPr>
+          <w:ilvl w:val="0"/>
+          <w:numId w:val="23"/>
         </w:numPr>
       </w:pPr>
       <w:r>
         <w:lastRenderedPageBreak/>
-        <w:t>getting access to your main systems</w:t>
-      </w:r>
-    </w:p>
-    <w:p>
-      <w:pPr>
-        <w:numPr>
-          <w:ilvl w:val="0"/>
-          <w:numId w:val="16"/>
-        </w:numPr>
-      </w:pPr>
-      <w:r>
-        <w:t>learning the basics of how the company works</w:t>
-      </w:r>
-    </w:p>
-    <w:p>
-      <w:pPr>
-        <w:numPr>
-          <w:ilvl w:val="0"/>
-          <w:numId w:val="16"/>
-        </w:numPr>
-      </w:pPr>
-      <w:r>
-        <w:t>understanding immediate expectations</w:t>
-      </w:r>
-    </w:p>
-    <w:p>
-      <w:pPr>
-        <w:numPr>
-          <w:ilvl w:val="0"/>
-          <w:numId w:val="16"/>
-        </w:numPr>
-      </w:pPr>
-      <w:r>
-        <w:t>knowing who to go to for help</w:t>
-      </w:r>
-    </w:p>
-    <w:p>
-      <w:pPr>
-        <w:rPr>
-          <w:b/>
-          <w:bCs/>
-        </w:rPr>
-      </w:pPr>
-      <w:r>
-        <w:rPr>
-          <w:b/>
-          <w:bCs/>
-        </w:rPr>
-        <w:t>Week 1</w:t>
-      </w:r>
-    </w:p>
-    <w:p>
-      <w:r>
-        <w:t>Your first week is about building a foundation:</w:t>
-      </w:r>
-    </w:p>
-    <w:p>
-      <w:pPr>
-        <w:numPr>
-          <w:ilvl w:val="0"/>
-          <w:numId w:val="17"/>
-        </w:numPr>
-      </w:pPr>
-      <w:r>
-        <w:t>completing core onboarding modules</w:t>
-      </w:r>
-    </w:p>
-    <w:p>
-      <w:pPr>
-        <w:numPr>
-          <w:ilvl w:val="0"/>
-          <w:numId w:val="17"/>
-        </w:numPr>
-      </w:pPr>
-      <w:r>
-        <w:t>working through system setup</w:t>
-      </w:r>
-    </w:p>
-    <w:p>
-      <w:pPr>
-        <w:numPr>
-          <w:ilvl w:val="0"/>
-          <w:numId w:val="17"/>
-        </w:numPr>
-      </w:pPr>
-      <w:r>
-        <w:t>meeting key people</w:t>
-      </w:r>
-    </w:p>
-    <w:p>
-      <w:pPr>
-        <w:numPr>
-          <w:ilvl w:val="0"/>
-          <w:numId w:val="17"/>
-        </w:numPr>
-      </w:pPr>
-      <w:r>
-        <w:t>learning the basics of how your work fits into the bigger picture</w:t>
-      </w:r>
-    </w:p>
-    <w:p>
-      <w:pPr>
-        <w:numPr>
-          <w:ilvl w:val="0"/>
-          <w:numId w:val="17"/>
-        </w:numPr>
-      </w:pPr>
-      <w:r>
-        <w:t>starting early training</w:t>
-      </w:r>
-    </w:p>
-    <w:p>
-      <w:pPr>
-        <w:rPr>
-          <w:b/>
-          <w:bCs/>
-        </w:rPr>
-      </w:pPr>
-      <w:r>
-        <w:rPr>
-          <w:b/>
-          <w:bCs/>
-        </w:rPr>
-        <w:t>First 30 Days</w:t>
-      </w:r>
-    </w:p>
-    <w:p>
-      <w:r>
-        <w:t xml:space="preserve">Your first 30 days are </w:t>
-      </w:r>
-      <w:proofErr w:type="gramStart"/>
-      <w:r>
-        <w:t>about getting</w:t>
-      </w:r>
-      <w:proofErr w:type="gramEnd"/>
-      <w:r>
-        <w:t xml:space="preserve"> comfortable:</w:t>
-      </w:r>
-    </w:p>
-    <w:p>
-      <w:pPr>
-        <w:numPr>
-          <w:ilvl w:val="0"/>
-          <w:numId w:val="18"/>
-        </w:numPr>
-      </w:pPr>
-      <w:r>
-        <w:t>learning responsibilities</w:t>
-      </w:r>
-    </w:p>
-    <w:p>
-      <w:pPr>
-        <w:numPr>
-          <w:ilvl w:val="0"/>
-          <w:numId w:val="18"/>
-        </w:numPr>
-      </w:pPr>
-      <w:r>
-        <w:t>settling into routines</w:t>
-      </w:r>
-    </w:p>
-    <w:p>
-      <w:pPr>
-        <w:numPr>
-          <w:ilvl w:val="0"/>
-          <w:numId w:val="18"/>
-        </w:numPr>
-      </w:pPr>
-      <w:r>
-        <w:t>building familiarity with tools and expectations</w:t>
-      </w:r>
-    </w:p>
-    <w:p>
-      <w:pPr>
-        <w:numPr>
-          <w:ilvl w:val="0"/>
-          <w:numId w:val="18"/>
-        </w:numPr>
-      </w:pPr>
-      <w:r>
-        <w:t>asking questions early</w:t>
-      </w:r>
-    </w:p>
-    <w:p>
-      <w:pPr>
-        <w:numPr>
-          <w:ilvl w:val="0"/>
-          <w:numId w:val="18"/>
-        </w:numPr>
-      </w:pPr>
-      <w:r>
-        <w:t>understanding where to go when something is unclear</w:t>
-      </w:r>
-    </w:p>
-    <w:p>
-      <w:pPr>
-        <w:rPr>
-          <w:b/>
-          <w:bCs/>
-        </w:rPr>
-      </w:pPr>
-      <w:r>
-        <w:rPr>
-          <w:b/>
-          <w:bCs/>
-        </w:rPr>
-        <w:t>Days 31-60</w:t>
-      </w:r>
-    </w:p>
-    <w:p>
-      <w:r>
-        <w:t>This stage is about consistency:</w:t>
-      </w:r>
-    </w:p>
-    <w:p>
-      <w:pPr>
-        <w:numPr>
-          <w:ilvl w:val="0"/>
-          <w:numId w:val="19"/>
-        </w:numPr>
-      </w:pPr>
-      <w:r>
-        <w:t>growing confidence</w:t>
-      </w:r>
-    </w:p>
-    <w:p>
-      <w:pPr>
-        <w:numPr>
-          <w:ilvl w:val="0"/>
-          <w:numId w:val="19"/>
-        </w:numPr>
-      </w:pPr>
-      <w:r>
-        <w:t>understanding the role more clearly</w:t>
-      </w:r>
-    </w:p>
-    <w:p>
-      <w:pPr>
-        <w:numPr>
-          <w:ilvl w:val="0"/>
-          <w:numId w:val="19"/>
-        </w:numPr>
-      </w:pPr>
-      <w:r>
-        <w:t>building dependable work habits</w:t>
-      </w:r>
-    </w:p>
-    <w:p>
-      <w:pPr>
-        <w:numPr>
-          <w:ilvl w:val="0"/>
-          <w:numId w:val="19"/>
-        </w:numPr>
-      </w:pPr>
-      <w:r>
-        <w:t>receiving feedback and support</w:t>
-      </w:r>
-    </w:p>
-    <w:p>
-      <w:pPr>
-        <w:numPr>
-          <w:ilvl w:val="0"/>
-          <w:numId w:val="19"/>
-        </w:numPr>
-      </w:pPr>
-      <w:r>
-        <w:t>moving through the introductory period with a stronger understanding of expectations</w:t>
-      </w:r>
-    </w:p>
-    <w:p>
-      <w:pPr>
-        <w:rPr>
-          <w:b/>
-          <w:bCs/>
-        </w:rPr>
-      </w:pPr>
-      <w:r>
-        <w:rPr>
-          <w:b/>
-          <w:bCs/>
-        </w:rPr>
-        <w:lastRenderedPageBreak/>
-        <w:t>Days 61-90</w:t>
-      </w:r>
-    </w:p>
-    <w:p>
-      <w:r>
-        <w:t>This stage is about building independence:</w:t>
-      </w:r>
-    </w:p>
-    <w:p>
-      <w:pPr>
-        <w:numPr>
-          <w:ilvl w:val="0"/>
-          <w:numId w:val="20"/>
-        </w:numPr>
-      </w:pPr>
-      <w:r>
-        <w:t>feeling more confident in your day-to-day work</w:t>
-      </w:r>
-    </w:p>
-    <w:p>
-      <w:pPr>
-        <w:numPr>
-          <w:ilvl w:val="0"/>
-          <w:numId w:val="20"/>
-        </w:numPr>
-      </w:pPr>
-      <w:r>
-        <w:t>developing a clearer sense of what success looks like</w:t>
-      </w:r>
-    </w:p>
-    <w:p>
-      <w:pPr>
-        <w:numPr>
-          <w:ilvl w:val="0"/>
-          <w:numId w:val="20"/>
-        </w:numPr>
-      </w:pPr>
-      <w:r>
-        <w:t>continuing to grow in your role</w:t>
-      </w:r>
-    </w:p>
-    <w:p>
-      <w:pPr>
-        <w:numPr>
-          <w:ilvl w:val="0"/>
-          <w:numId w:val="20"/>
-        </w:numPr>
-      </w:pPr>
-      <w:r>
-        <w:t>knowing where to find help and resources when you need them</w:t>
-      </w:r>
-    </w:p>
-    <w:p>
-      <w:pPr>
-        <w:rPr>
-          <w:b/>
-          <w:bCs/>
-        </w:rPr>
-      </w:pPr>
-      <w:r>
-        <w:rPr>
-          <w:b/>
-          <w:bCs/>
-        </w:rPr>
-        <w:t>What Should Be Universal</w:t>
-      </w:r>
-    </w:p>
-    <w:p>
-      <w:r>
-        <w:t>The universal milestones in this module are:</w:t>
-      </w:r>
-    </w:p>
-    <w:p>
-      <w:pPr>
-        <w:numPr>
-          <w:ilvl w:val="0"/>
-          <w:numId w:val="21"/>
-        </w:numPr>
-      </w:pPr>
-      <w:r>
-        <w:t>completing onboarding modules</w:t>
-      </w:r>
-    </w:p>
-    <w:p>
-      <w:pPr>
-        <w:numPr>
-          <w:ilvl w:val="0"/>
-          <w:numId w:val="21"/>
-        </w:numPr>
-      </w:pPr>
-      <w:r>
-        <w:t>completing initial system setup</w:t>
-      </w:r>
-    </w:p>
-    <w:p>
-      <w:pPr>
-        <w:numPr>
-          <w:ilvl w:val="0"/>
-          <w:numId w:val="21"/>
-        </w:numPr>
-      </w:pPr>
-      <w:r>
-        <w:t>understanding core expectations</w:t>
-      </w:r>
-    </w:p>
-    <w:p>
-      <w:pPr>
-        <w:numPr>
-          <w:ilvl w:val="0"/>
-          <w:numId w:val="21"/>
-        </w:numPr>
-      </w:pPr>
-      <w:r>
-        <w:t>knowing where to go for help</w:t>
-      </w:r>
-    </w:p>
-    <w:p>
-      <w:pPr>
-        <w:numPr>
-          <w:ilvl w:val="0"/>
-          <w:numId w:val="21"/>
-        </w:numPr>
-      </w:pPr>
-      <w:r>
-        <w:t>beginning to settle into the role</w:t>
-      </w:r>
-    </w:p>
-    <w:p>
-      <w:r>
-        <w:t>Role-specific milestones can be added later as role-based content expands.</w:t>
-      </w:r>
-    </w:p>
-    <w:p>
-      <w:r>
-        <w:pict w14:anchorId="4C4C93D5">
-          <v:rect id="_x0000_i1093" style="width:0;height:1.5pt" o:hralign="center" o:hrstd="t" o:hr="t" fillcolor="#a0a0a0" stroked="f"/>
-        </w:pict>
-      </w:r>
-    </w:p>
-    <w:p>
-      <w:pPr>
-        <w:rPr>
-          <w:b/>
-          <w:bCs/>
-        </w:rPr>
-      </w:pPr>
-      <w:r>
-        <w:rPr>
-          <w:b/>
-          <w:bCs/>
-        </w:rPr>
-        <w:t>10. Final Review &amp; Acknowledgment</w:t>
-      </w:r>
-    </w:p>
-    <w:p>
-      <w:pPr>
-        <w:rPr>
-          <w:b/>
-          <w:bCs/>
-        </w:rPr>
-      </w:pPr>
-      <w:r>
-        <w:rPr>
-          <w:b/>
-          <w:bCs/>
-        </w:rPr>
-        <w:t>You’re Not Expected to Memorize Everything</w:t>
-      </w:r>
-    </w:p>
-    <w:p>
-      <w:r>
-        <w:t>Completing onboarding does not mean you are expected to remember every rule, process, or policy detail on command.</w:t>
-      </w:r>
-    </w:p>
-    <w:p>
-      <w:r>
-        <w:t>It means you now have a stronger foundation:</w:t>
-      </w:r>
-    </w:p>
-    <w:p>
-      <w:pPr>
-        <w:numPr>
-          <w:ilvl w:val="0"/>
-          <w:numId w:val="22"/>
-        </w:numPr>
-      </w:pPr>
-      <w:r>
-        <w:t>you know what AAP is and what it exists to support</w:t>
-      </w:r>
-    </w:p>
-    <w:p>
-      <w:pPr>
-        <w:numPr>
-          <w:ilvl w:val="0"/>
-          <w:numId w:val="22"/>
-        </w:numPr>
-      </w:pPr>
-      <w:r>
-        <w:t>you understand the major expectations of working here</w:t>
-      </w:r>
-    </w:p>
-    <w:p>
-      <w:pPr>
-        <w:numPr>
-          <w:ilvl w:val="0"/>
-          <w:numId w:val="22"/>
-        </w:numPr>
-      </w:pPr>
-      <w:r>
-        <w:t>you know where key systems and resources live</w:t>
-      </w:r>
-    </w:p>
-    <w:p>
-      <w:pPr>
-        <w:numPr>
-          <w:ilvl w:val="0"/>
-          <w:numId w:val="22"/>
-        </w:numPr>
-      </w:pPr>
-      <w:r>
-        <w:t>you know where to go when you need help</w:t>
-      </w:r>
-    </w:p>
-    <w:p>
-      <w:pPr>
-        <w:numPr>
-          <w:ilvl w:val="0"/>
-          <w:numId w:val="22"/>
-        </w:numPr>
-      </w:pPr>
-      <w:r>
-        <w:t>you understand that some topics require HR, not guesswork</w:t>
-      </w:r>
-    </w:p>
-    <w:p>
-      <w:pPr>
-        <w:rPr>
-          <w:b/>
-          <w:bCs/>
-        </w:rPr>
-      </w:pPr>
-      <w:r>
-        <w:rPr>
-          <w:b/>
-          <w:bCs/>
-        </w:rPr>
-        <w:t>Important Reminder</w:t>
-      </w:r>
-    </w:p>
-    <w:p>
-      <w:r>
-        <w:lastRenderedPageBreak/>
-        <w:t xml:space="preserve">The employee handbook contains important policy information, but it is not a contract of employment. Employment remains </w:t>
-      </w:r>
-      <w:proofErr w:type="gramStart"/>
-      <w:r>
-        <w:t>at-will</w:t>
-      </w:r>
-      <w:proofErr w:type="gramEnd"/>
-      <w:r>
-        <w:t>, and handbook policies may be revised through official notice.</w:t>
-      </w:r>
-    </w:p>
-    <w:p>
-      <w:pPr>
-        <w:rPr>
-          <w:b/>
-          <w:bCs/>
-        </w:rPr>
-      </w:pPr>
-      <w:r>
-        <w:rPr>
-          <w:b/>
-          <w:bCs/>
-        </w:rPr>
-        <w:t>What This Final Step Is For</w:t>
-      </w:r>
-    </w:p>
-    <w:p>
-      <w:r>
-        <w:t>This final step is here to help close out AAP Start with a clear understanding of the essentials:</w:t>
-      </w:r>
-    </w:p>
-    <w:p>
-      <w:pPr>
-        <w:numPr>
-          <w:ilvl w:val="0"/>
-          <w:numId w:val="23"/>
-        </w:numPr>
-      </w:pPr>
-      <w:r>
-        <w:t>what AAP expects</w:t>
-      </w:r>
-    </w:p>
-    <w:p>
-      <w:pPr>
-        <w:numPr>
-          <w:ilvl w:val="0"/>
-          <w:numId w:val="23"/>
-        </w:numPr>
-      </w:pPr>
-      <w:r>
-        <w:t>where support lives</w:t>
-      </w:r>
-    </w:p>
-    <w:p>
-      <w:pPr>
-        <w:numPr>
-          <w:ilvl w:val="0"/>
-          <w:numId w:val="23"/>
-        </w:numPr>
-      </w:pPr>
-      <w:r>
-        <w:t>how to access important systems and resources</w:t>
-      </w:r>
-    </w:p>
-    <w:p>
-      <w:pPr>
-        <w:numPr>
-          <w:ilvl w:val="0"/>
-          <w:numId w:val="23"/>
-        </w:numPr>
-      </w:pPr>
-      <w:r>
         <w:t>when to ask for help instead of guessing</w:t>
       </w:r>
     </w:p>
     <w:p>
       <w:r>
         <w:pict w14:anchorId="30D04313">
-          <v:rect id="_x0000_i1094" style="width:0;height:1.5pt" o:hralign="center" o:hrstd="t" o:hr="t" fillcolor="#a0a0a0" stroked="f"/>
+          <v:rect id="_x0000_i1034" style="width:0;height:1.5pt" o:hralign="center" o:hrstd="t" o:hr="t" fillcolor="#a0a0a0" stroked="f"/>
         </w:pict>
       </w:r>
     </w:p>
@@ -3208,7 +3019,6 @@
           <w:b/>
           <w:bCs/>
         </w:rPr>
-        <w:lastRenderedPageBreak/>
         <w:t>Forms &amp; Downloads</w:t>
       </w:r>
       <w:r>
@@ -3279,6 +3089,7 @@
         </w:numPr>
       </w:pPr>
       <w:r>
+        <w:lastRenderedPageBreak/>
         <w:t>a contact</w:t>
       </w:r>
     </w:p>
@@ -7540,6 +7351,7 @@
   <w:style w:type="character" w:default="1" w:styleId="DefaultParagraphFont">
     <w:name w:val="Default Paragraph Font"/>
     <w:uiPriority w:val="1"/>
+    <w:semiHidden/>
     <w:unhideWhenUsed/>
   </w:style>
   <w:style w:type="table" w:default="1" w:styleId="TableNormal">

--- a/backend/AAP Start.docx
+++ b/backend/AAP Start.docx
@@ -14,6 +14,13 @@
           <w:b/>
           <w:bCs/>
         </w:rPr>
+        <w:t xml:space="preserve">I </w:t>
+      </w:r>
+      <w:r>
+        <w:rPr>
+          <w:b/>
+          <w:bCs/>
+        </w:rPr>
         <w:t>AAP Start</w:t>
       </w:r>
     </w:p>
@@ -155,8 +162,13 @@
           <w:numId w:val="1"/>
         </w:numPr>
       </w:pPr>
-      <w:r>
-        <w:t>learn where key tools and systems live</w:t>
+      <w:proofErr w:type="gramStart"/>
+      <w:r>
+        <w:t>learn</w:t>
+      </w:r>
+      <w:proofErr w:type="gramEnd"/>
+      <w:r>
+        <w:t xml:space="preserve"> where key tools and systems live</w:t>
       </w:r>
     </w:p>
     <w:p>
@@ -277,7 +289,15 @@
     </w:p>
     <w:p>
       <w:r>
-        <w:t>This module is about the standards behind the work, not just the work itself.</w:t>
+        <w:t xml:space="preserve">This module is about the standards behind </w:t>
+      </w:r>
+      <w:proofErr w:type="gramStart"/>
+      <w:r>
+        <w:t>the work</w:t>
+      </w:r>
+      <w:proofErr w:type="gramEnd"/>
+      <w:r>
+        <w:t>, not just the work itself.</w:t>
       </w:r>
     </w:p>
     <w:p>
@@ -437,7 +457,15 @@
     </w:p>
     <w:p>
       <w:r>
-        <w:t>Start with your supervisor for most day-to-day concerns. Contact HR if:</w:t>
+        <w:t xml:space="preserve">Start with your supervisor </w:t>
+      </w:r>
+      <w:proofErr w:type="gramStart"/>
+      <w:r>
+        <w:t>for</w:t>
+      </w:r>
+      <w:proofErr w:type="gramEnd"/>
+      <w:r>
+        <w:t xml:space="preserve"> most day-to-day concerns. Contact HR if:</w:t>
       </w:r>
     </w:p>
     <w:p>
@@ -447,8 +475,13 @@
           <w:numId w:val="3"/>
         </w:numPr>
       </w:pPr>
-      <w:r>
-        <w:t>you are not comfortable going to your supervisor</w:t>
+      <w:proofErr w:type="gramStart"/>
+      <w:r>
+        <w:t>you</w:t>
+      </w:r>
+      <w:proofErr w:type="gramEnd"/>
+      <w:r>
+        <w:t xml:space="preserve"> are not comfortable going to your supervisor</w:t>
       </w:r>
     </w:p>
     <w:p>
@@ -458,8 +491,13 @@
           <w:numId w:val="3"/>
         </w:numPr>
       </w:pPr>
-      <w:r>
-        <w:t>the issue involves workplace conduct, harassment, bullying, or retaliation</w:t>
+      <w:proofErr w:type="gramStart"/>
+      <w:r>
+        <w:t>the</w:t>
+      </w:r>
+      <w:proofErr w:type="gramEnd"/>
+      <w:r>
+        <w:t xml:space="preserve"> issue involves workplace conduct, harassment, bullying, or retaliation</w:t>
       </w:r>
     </w:p>
     <w:p>
@@ -469,8 +507,13 @@
           <w:numId w:val="3"/>
         </w:numPr>
       </w:pPr>
-      <w:r>
-        <w:t>the issue needs sensitive handling or formal review</w:t>
+      <w:proofErr w:type="gramStart"/>
+      <w:r>
+        <w:t>the</w:t>
+      </w:r>
+      <w:proofErr w:type="gramEnd"/>
+      <w:r>
+        <w:t xml:space="preserve"> issue needs sensitive handling or formal review</w:t>
       </w:r>
     </w:p>
     <w:p>
@@ -517,7 +560,15 @@
     </w:p>
     <w:p>
       <w:r>
-        <w:t>Not every employee will use every system in the same way, and some tools are role-specific. This section focuses on the systems that belong in the general employee onboarding lane.</w:t>
+        <w:t xml:space="preserve">Not every employee will use every system in the same way, and some tools are </w:t>
+      </w:r>
+      <w:proofErr w:type="gramStart"/>
+      <w:r>
+        <w:t>role-specific</w:t>
+      </w:r>
+      <w:proofErr w:type="gramEnd"/>
+      <w:r>
+        <w:t>. This section focuses on the systems that belong in the general employee onboarding lane.</w:t>
       </w:r>
     </w:p>
     <w:p>
@@ -558,7 +609,14 @@
       </w:r>
       <w:r>
         <w:br/>
-        <w:t>BambooHR is used for employee information and HR-related tasks. Employees may use it for profile information, PTO requests, benefits-related activity, announcements, and company contact information.</w:t>
+      </w:r>
+      <w:proofErr w:type="spellStart"/>
+      <w:r>
+        <w:t>BambooHR</w:t>
+      </w:r>
+      <w:proofErr w:type="spellEnd"/>
+      <w:r>
+        <w:t xml:space="preserve"> is used for employee information and HR-related tasks. Employees may use it for profile information, PTO requests, benefits-related activity, announcements, and company contact information.</w:t>
       </w:r>
       <w:r>
         <w:t xml:space="preserve"> Stop here to complete your BambooHR profile! Log in at https://aap.bamboohr.com</w:t>
@@ -574,7 +632,14 @@
       </w:r>
       <w:r>
         <w:br/>
-        <w:t>Paylocity is used for paycheck and payroll information. Employees can use it to review pay-related details.</w:t>
+      </w:r>
+      <w:proofErr w:type="spellStart"/>
+      <w:r>
+        <w:t>Paylocity</w:t>
+      </w:r>
+      <w:proofErr w:type="spellEnd"/>
+      <w:r>
+        <w:t xml:space="preserve"> is used for paycheck and payroll information. Employees can use it to review pay-related details.</w:t>
       </w:r>
     </w:p>
     <w:p>
@@ -799,8 +864,13 @@
           <w:numId w:val="5"/>
         </w:numPr>
       </w:pPr>
-      <w:r>
-        <w:t>a professional attitude</w:t>
+      <w:proofErr w:type="gramStart"/>
+      <w:r>
+        <w:t>a professional</w:t>
+      </w:r>
+      <w:proofErr w:type="gramEnd"/>
+      <w:r>
+        <w:t xml:space="preserve"> attitude</w:t>
       </w:r>
     </w:p>
     <w:p>
@@ -845,7 +915,15 @@
     </w:p>
     <w:p>
       <w:r>
-        <w:t>Full-time nonexempt employees are provided two paid 15-minute rest periods each workday. Meal periods and work-time recording are part of accurate timekeeping expectations.</w:t>
+        <w:t xml:space="preserve">Full-time nonexempt employees are </w:t>
+      </w:r>
+      <w:proofErr w:type="gramStart"/>
+      <w:r>
+        <w:t>provided</w:t>
+      </w:r>
+      <w:proofErr w:type="gramEnd"/>
+      <w:r>
+        <w:t xml:space="preserve"> two paid 15-minute rest periods each workday. Meal periods and work-time recording are part of accurate timekeeping expectations.</w:t>
       </w:r>
     </w:p>
     <w:p>
@@ -885,7 +963,23 @@
           <w:b/>
           <w:bCs/>
         </w:rPr>
-        <w:t>Corrective Action and Open Door Basics</w:t>
+        <w:t xml:space="preserve">Corrective Action and </w:t>
+      </w:r>
+      <w:proofErr w:type="gramStart"/>
+      <w:r>
+        <w:rPr>
+          <w:b/>
+          <w:bCs/>
+        </w:rPr>
+        <w:t>Open Door</w:t>
+      </w:r>
+      <w:proofErr w:type="gramEnd"/>
+      <w:r>
+        <w:rPr>
+          <w:b/>
+          <w:bCs/>
+        </w:rPr>
+        <w:t xml:space="preserve"> Basics</w:t>
       </w:r>
     </w:p>
     <w:p>
@@ -895,7 +989,15 @@
     </w:p>
     <w:p>
       <w:r>
-        <w:t>Employees are encouraged to raise questions or concerns early through the open door process, starting with their supervisor and involving HR when additional support is needed.</w:t>
+        <w:t xml:space="preserve">Employees are encouraged to raise questions or concerns early through the </w:t>
+      </w:r>
+      <w:proofErr w:type="gramStart"/>
+      <w:r>
+        <w:t>open door</w:t>
+      </w:r>
+      <w:proofErr w:type="gramEnd"/>
+      <w:r>
+        <w:t xml:space="preserve"> process, starting with their supervisor and involving HR when additional support is needed.</w:t>
       </w:r>
     </w:p>
     <w:p>
@@ -1375,8 +1477,13 @@
           <w:numId w:val="10"/>
         </w:numPr>
       </w:pPr>
-      <w:r>
-        <w:t>vacation requests should be submitted by 5:00 PM the business day before</w:t>
+      <w:proofErr w:type="gramStart"/>
+      <w:r>
+        <w:t>vacation</w:t>
+      </w:r>
+      <w:proofErr w:type="gramEnd"/>
+      <w:r>
+        <w:t xml:space="preserve"> requests should be submitted by 5:00 PM the business day before</w:t>
       </w:r>
     </w:p>
     <w:p>
@@ -1397,8 +1504,13 @@
           <w:numId w:val="10"/>
         </w:numPr>
       </w:pPr>
-      <w:r>
-        <w:t>personal leave can be used in 1-hour increments</w:t>
+      <w:proofErr w:type="gramStart"/>
+      <w:r>
+        <w:t>personal leave</w:t>
+      </w:r>
+      <w:proofErr w:type="gramEnd"/>
+      <w:r>
+        <w:t xml:space="preserve"> can be used in 1-hour increments</w:t>
       </w:r>
     </w:p>
     <w:p>
@@ -1799,8 +1911,13 @@
           <w:numId w:val="13"/>
         </w:numPr>
       </w:pPr>
-      <w:r>
-        <w:t>you are not comfortable going to your supervisor</w:t>
+      <w:proofErr w:type="gramStart"/>
+      <w:r>
+        <w:t>you</w:t>
+      </w:r>
+      <w:proofErr w:type="gramEnd"/>
+      <w:r>
+        <w:t xml:space="preserve"> are not comfortable going to your supervisor</w:t>
       </w:r>
     </w:p>
     <w:p>
@@ -1810,8 +1927,13 @@
           <w:numId w:val="13"/>
         </w:numPr>
       </w:pPr>
-      <w:r>
-        <w:t>the issue involves harassment, bullying, retaliation, or other sensitive concerns</w:t>
+      <w:proofErr w:type="gramStart"/>
+      <w:r>
+        <w:t>the</w:t>
+      </w:r>
+      <w:proofErr w:type="gramEnd"/>
+      <w:r>
+        <w:t xml:space="preserve"> issue involves harassment, bullying, retaliation, or other sensitive concerns</w:t>
       </w:r>
     </w:p>
     <w:p>
@@ -1991,8 +2113,13 @@
           <w:numId w:val="14"/>
         </w:numPr>
       </w:pPr>
-      <w:r>
-        <w:t>practice safe work habits</w:t>
+      <w:proofErr w:type="gramStart"/>
+      <w:r>
+        <w:t>practice</w:t>
+      </w:r>
+      <w:proofErr w:type="gramEnd"/>
+      <w:r>
+        <w:t xml:space="preserve"> safe work habits</w:t>
       </w:r>
     </w:p>
     <w:p>
@@ -2084,7 +2211,15 @@
     </w:p>
     <w:p>
       <w:r>
-        <w:t>Start with your supervisor for immediate safety concerns. Use HR when the issue requires follow-up, support, or escalation.</w:t>
+        <w:t xml:space="preserve">Start with your supervisor </w:t>
+      </w:r>
+      <w:proofErr w:type="gramStart"/>
+      <w:r>
+        <w:t>for</w:t>
+      </w:r>
+      <w:proofErr w:type="gramEnd"/>
+      <w:r>
+        <w:t xml:space="preserve"> immediate safety concerns. Use HR when the issue requires follow-up, support, or escalation.</w:t>
       </w:r>
     </w:p>
     <w:p>
@@ -2175,8 +2310,13 @@
           <w:numId w:val="15"/>
         </w:numPr>
       </w:pPr>
-      <w:r>
-        <w:t>what success looks like</w:t>
+      <w:proofErr w:type="gramStart"/>
+      <w:r>
+        <w:t>what</w:t>
+      </w:r>
+      <w:proofErr w:type="gramEnd"/>
+      <w:r>
+        <w:t xml:space="preserve"> success looks like</w:t>
       </w:r>
     </w:p>
     <w:p>
@@ -2377,9 +2517,14 @@
           <w:numId w:val="17"/>
         </w:numPr>
       </w:pPr>
+      <w:proofErr w:type="gramStart"/>
       <w:r>
         <w:lastRenderedPageBreak/>
-        <w:t>meeting key people</w:t>
+        <w:t>meeting</w:t>
+      </w:r>
+      <w:proofErr w:type="gramEnd"/>
+      <w:r>
+        <w:t xml:space="preserve"> key people</w:t>
       </w:r>
     </w:p>
     <w:p>
@@ -2400,8 +2545,13 @@
           <w:numId w:val="17"/>
         </w:numPr>
       </w:pPr>
-      <w:r>
-        <w:t>starting early training</w:t>
+      <w:proofErr w:type="gramStart"/>
+      <w:r>
+        <w:t>starting</w:t>
+      </w:r>
+      <w:proofErr w:type="gramEnd"/>
+      <w:r>
+        <w:t xml:space="preserve"> early training</w:t>
       </w:r>
     </w:p>
     <w:p>
@@ -2421,7 +2571,15 @@
     </w:p>
     <w:p>
       <w:r>
-        <w:t>Your first 30 days are about getting comfortable:</w:t>
+        <w:t xml:space="preserve">Your first 30 days are </w:t>
+      </w:r>
+      <w:proofErr w:type="gramStart"/>
+      <w:r>
+        <w:t>about getting</w:t>
+      </w:r>
+      <w:proofErr w:type="gramEnd"/>
+      <w:r>
+        <w:t xml:space="preserve"> comfortable:</w:t>
       </w:r>
     </w:p>
     <w:p>
@@ -2764,8 +2922,13 @@
           <w:numId w:val="22"/>
         </w:numPr>
       </w:pPr>
-      <w:r>
-        <w:t>you understand the major expectations of working here</w:t>
+      <w:proofErr w:type="gramStart"/>
+      <w:r>
+        <w:t>you</w:t>
+      </w:r>
+      <w:proofErr w:type="gramEnd"/>
+      <w:r>
+        <w:t xml:space="preserve"> understand the major expectations of working here</w:t>
       </w:r>
     </w:p>
     <w:p>
@@ -2775,8 +2938,13 @@
           <w:numId w:val="22"/>
         </w:numPr>
       </w:pPr>
-      <w:r>
-        <w:t>you know where key systems and resources live</w:t>
+      <w:proofErr w:type="gramStart"/>
+      <w:r>
+        <w:t>you</w:t>
+      </w:r>
+      <w:proofErr w:type="gramEnd"/>
+      <w:r>
+        <w:t xml:space="preserve"> know where key systems and resources live</w:t>
       </w:r>
     </w:p>
     <w:p>
@@ -2786,8 +2954,13 @@
           <w:numId w:val="22"/>
         </w:numPr>
       </w:pPr>
-      <w:r>
-        <w:t>you know where to go when you need help</w:t>
+      <w:proofErr w:type="gramStart"/>
+      <w:r>
+        <w:t>you</w:t>
+      </w:r>
+      <w:proofErr w:type="gramEnd"/>
+      <w:r>
+        <w:t xml:space="preserve"> know where to go when you need help</w:t>
       </w:r>
     </w:p>
     <w:p>
@@ -2797,8 +2970,13 @@
           <w:numId w:val="22"/>
         </w:numPr>
       </w:pPr>
-      <w:r>
-        <w:t>you understand that some topics require HR, not guesswork</w:t>
+      <w:proofErr w:type="gramStart"/>
+      <w:r>
+        <w:t>you</w:t>
+      </w:r>
+      <w:proofErr w:type="gramEnd"/>
+      <w:r>
+        <w:t xml:space="preserve"> understand that some topics require HR, not guesswork</w:t>
       </w:r>
     </w:p>
     <w:p>
@@ -2818,7 +2996,15 @@
     </w:p>
     <w:p>
       <w:r>
-        <w:t>The employee handbook contains important policy information, but it is not a contract of employment. Employment remains at-will, and handbook policies may be revised through official notice.</w:t>
+        <w:t xml:space="preserve">The employee handbook contains important policy information, but it is not a contract of employment. Employment remains </w:t>
+      </w:r>
+      <w:proofErr w:type="gramStart"/>
+      <w:r>
+        <w:t>at-will</w:t>
+      </w:r>
+      <w:proofErr w:type="gramEnd"/>
+      <w:r>
+        <w:t>, and handbook policies may be revised through official notice.</w:t>
       </w:r>
     </w:p>
     <w:p>
@@ -2870,8 +3056,13 @@
           <w:numId w:val="23"/>
         </w:numPr>
       </w:pPr>
-      <w:r>
-        <w:t>how to access important systems and resources</w:t>
+      <w:proofErr w:type="gramStart"/>
+      <w:r>
+        <w:t>how</w:t>
+      </w:r>
+      <w:proofErr w:type="gramEnd"/>
+      <w:r>
+        <w:t xml:space="preserve"> to access important systems and resources</w:t>
       </w:r>
     </w:p>
     <w:p>
@@ -3077,8 +3268,13 @@
           <w:numId w:val="24"/>
         </w:numPr>
       </w:pPr>
-      <w:r>
-        <w:t>a quick link</w:t>
+      <w:proofErr w:type="gramStart"/>
+      <w:r>
+        <w:t>a quick</w:t>
+      </w:r>
+      <w:proofErr w:type="gramEnd"/>
+      <w:r>
+        <w:t xml:space="preserve"> link</w:t>
       </w:r>
     </w:p>
     <w:p>
@@ -3111,8 +3307,13 @@
           <w:numId w:val="24"/>
         </w:numPr>
       </w:pPr>
-      <w:r>
-        <w:t>a good starting point before reaching out for help</w:t>
+      <w:proofErr w:type="gramStart"/>
+      <w:r>
+        <w:t>a good</w:t>
+      </w:r>
+      <w:proofErr w:type="gramEnd"/>
+      <w:r>
+        <w:t xml:space="preserve"> starting point before reaching out for help</w:t>
       </w:r>
     </w:p>
     <w:p>
